--- a/osmnx_outputs/feature_doc.docx
+++ b/osmnx_outputs/feature_doc.docx
@@ -23,7 +23,7 @@
           <w:color w:val="555555"/>
           <w:sz w:val="26"/>
         </w:rPr>
-        <w:t>취향 기반 도보 경로 추천 서비스 — 기능 정리 문서 v2</w:t>
+        <w:t>취향 기반 도보 경로 추천 서비스 — 기능 정리 문서 v3</w:t>
       </w:r>
     </w:p>
     <w:p>
@@ -35,7 +35,7 @@
           <w:color w:val="777777"/>
           <w:sz w:val="20"/>
         </w:rPr>
-        <w:t>기준일 2026-09-19 · 서비스 범위: 서울 광화문 중심 반경 2 km</w:t>
+        <w:t>기준일 2026-09-20 · 배포 https://walk-route-production.up.railway.app · 서비스 범위: 서울 광화문 중심 반경 2 km</w:t>
       </w:r>
     </w:p>
     <w:p>
@@ -67,7 +67,7 @@
           <w:b w:val="0"/>
           <w:i w:val="0"/>
         </w:rPr>
-        <w:t>걷고 나서 남기는 구간 리뷰·태그·글·사진은 즉시 그래프 점수에 반영되어 다음 사용자의 경로에 영향을 주고, 리뷰 글은 Claude가 해석해 축 보정·태그 추출·새 축 후보 발굴에 씁니다. 구간 인기 랭킹, 위험 구간 표시, 경유지 최적 순서, 카카오 로컬 기반 주변 장소, 관리자 페이지, 모바일 전용 UX(3단 시트·compact 카드·햄버거 메뉴·전체화면 리뷰 페이지)까지 갖춘 데모 완성본입니다.</w:t>
+        <w:t>걷고 나서 남기는 구간 리뷰·태그·글·사진은 즉시 그래프 점수에 반영되어 다음 사용자의 경로에 영향을 주고, 리뷰 글은 Claude가 해석해 축 보정·태그 추출·새 축 후보 발굴에 씁니다. 구간 인기 랭킹, 위험 구간 표시, 경유지 최적 순서, 카카오 로컬 기반 주변 장소, 관리자 페이지, 모바일 전용 UX(3단 시트·compact 카드·햄버거 메뉴·전체화면 리뷰 페이지)까지 갖춘 데모 완성본이며, Railway에 배포되어 외부에서 접속할 수 있습니다.</w:t>
       </w:r>
     </w:p>
     <w:p>
@@ -155,6 +155,21 @@
     </w:p>
     <w:p>
       <w:pPr>
+        <w:pStyle w:val="ListBullet"/>
+        <w:spacing w:after="40"/>
+      </w:pPr>
+      <w:r>
+        <w:rPr>
+          <w:b/>
+        </w:rPr>
+        <w:t xml:space="preserve">사진도 근거로 쓰되 검증한다: </w:t>
+      </w:r>
+      <w:r>
+        <w:t>리뷰 사진을 Claude vision이 읽어 축·태그·키워드를 뽑되, 고정된 구조적 특성만 태그로 남기고 그 순간의 상황(차량·혼잡·날씨)은 분위기 참고로만 씁니다. 같은 구간의 기존 사진과 장소가 다르면 신뢰도를 깎아 반영 강도를 줄입니다.</w:t>
+      </w:r>
+    </w:p>
+    <w:p>
+      <w:pPr>
         <w:pStyle w:val="Heading1"/>
       </w:pPr>
       <w:r>
@@ -462,7 +477,7 @@
               <w:rPr>
                 <w:sz w:val="19"/>
               </w:rPr>
-              <w:t>배포/테스트</w:t>
+              <w:t>배포</w:t>
             </w:r>
           </w:p>
         </w:tc>
@@ -476,7 +491,7 @@
               <w:rPr>
                 <w:sz w:val="19"/>
               </w:rPr>
-              <w:t>python server.py (127.0.0.1:8000), ngrok 터널로 외부 공개, .env 설정</w:t>
+              <w:t>Railway (Nixpacks + railway.toml), 볼륨 /data, 로컬은 python server.py</w:t>
             </w:r>
           </w:p>
         </w:tc>
@@ -490,7 +505,7 @@
               <w:rPr>
                 <w:sz w:val="19"/>
               </w:rPr>
-              <w:t>ANTHROPIC_API_KEY, ADMIN_PASSWORD, KAKAO_API_KEY, (선택) AI_PASSWORD</w:t>
+              <w:t>HOST·PORT·DATA_DIR(없으면 RAILWAY_VOLUME_MOUNT_PATH)·WALKROUTE_GRAPH 환경변수. 키는 .env(로컬) / Railway Variables(배포)</w:t>
             </w:r>
           </w:p>
         </w:tc>
@@ -646,7 +661,13 @@
               <w:br/>
               <w:t>③ 구간 리뷰 글 종합 요약 (랭킹, 백그라운드)</w:t>
               <w:br/>
-              <w:t>④ 리뷰 글 분석: 축 신호·태그 자동 추출·새 키워드 (리뷰 저장 시)</w:t>
+              <w:t>④ 리뷰 글 분석: 축 신호·태그 자동 추출·새 키워드</w:t>
+              <w:br/>
+              <w:t>⑤ 리뷰 사진 분석(vision): 구조적 특성 vs 일시적 상황 분리 (/api/analyze-photo)</w:t>
+              <w:br/>
+              <w:t>⑥ 사진 장소 일관성 검증(vision): 같은 구간 기존 사진과 비교</w:t>
+              <w:br/>
+              <w:t>⑦ 새 축 후보 키워드 유사어 판정 (젊은층 ≈ 트렌디)</w:t>
             </w:r>
           </w:p>
         </w:tc>
@@ -2128,7 +2149,139 @@
               <w:rPr>
                 <w:sz w:val="19"/>
               </w:rPr>
-              <w:t>watchPosition. 토글은 권한과 무관하게 항상 전환, OFF면 점 제거·경고 없음·placeholder '출발지를 직접 입력하거나 지도를 클릭해주세요'</w:t>
+              <w:t>watchPosition. 토글은 권한과 무관하게 항상 전환, OFF면 점 제거·경고 없음</w:t>
+            </w:r>
+          </w:p>
+        </w:tc>
+      </w:tr>
+      <w:tr>
+        <w:tc>
+          <w:tcPr>
+            <w:tcW w:type="dxa" w:w="1871"/>
+          </w:tcPr>
+          <w:p>
+            <w:r/>
+            <w:r>
+              <w:rPr>
+                <w:sz w:val="19"/>
+              </w:rPr>
+              <w:t>AI 입력 보완</w:t>
+            </w:r>
+          </w:p>
+        </w:tc>
+        <w:tc>
+          <w:tcPr>
+            <w:tcW w:type="dxa" w:w="3685"/>
+          </w:tcPr>
+          <w:p>
+            <w:r/>
+            <w:r>
+              <w:rPr>
+                <w:sz w:val="19"/>
+              </w:rPr>
+              <w:t>문장에 출발·도착지가 없으면 되묻지 않고 '검색으로 입력 / 지도 클릭으로 입력' 선택지를 제시. 지점을 채우면 자동 탐색</w:t>
+            </w:r>
+          </w:p>
+        </w:tc>
+        <w:tc>
+          <w:tcPr>
+            <w:tcW w:type="dxa" w:w="3798"/>
+          </w:tcPr>
+          <w:p>
+            <w:r/>
+            <w:r>
+              <w:rPr>
+                <w:sz w:val="19"/>
+              </w:rPr>
+              <w:t>해석된 가중치·경유지는 그대로 유지(재해석 없음). 경유지는 선택 사항이라 탐색을 막지 않음</w:t>
+            </w:r>
+          </w:p>
+        </w:tc>
+      </w:tr>
+      <w:tr>
+        <w:tc>
+          <w:tcPr>
+            <w:tcW w:type="dxa" w:w="1871"/>
+          </w:tcPr>
+          <w:p>
+            <w:r/>
+            <w:r>
+              <w:rPr>
+                <w:sz w:val="19"/>
+              </w:rPr>
+              <w:t>AI 상시 활성</w:t>
+            </w:r>
+          </w:p>
+        </w:tc>
+        <w:tc>
+          <w:tcPr>
+            <w:tcW w:type="dxa" w:w="3685"/>
+          </w:tcPr>
+          <w:p>
+            <w:r/>
+            <w:r>
+              <w:rPr>
+                <w:sz w:val="19"/>
+              </w:rPr>
+              <w:t>AI on/off 토글을 없애고 항상 켜진 상태. 서버에 키가 없을 때만 안내 문구</w:t>
+            </w:r>
+          </w:p>
+        </w:tc>
+        <w:tc>
+          <w:tcPr>
+            <w:tcW w:type="dxa" w:w="3798"/>
+          </w:tcPr>
+          <w:p>
+            <w:r/>
+            <w:r>
+              <w:rPr>
+                <w:sz w:val="19"/>
+              </w:rPr>
+              <w:t>AI_PASSWORD가 설정된 서버에서는 첫 사용 시 한 번만 잠금 해제</w:t>
+            </w:r>
+          </w:p>
+        </w:tc>
+      </w:tr>
+      <w:tr>
+        <w:tc>
+          <w:tcPr>
+            <w:tcW w:type="dxa" w:w="1871"/>
+          </w:tcPr>
+          <w:p>
+            <w:r/>
+            <w:r>
+              <w:rPr>
+                <w:sz w:val="19"/>
+              </w:rPr>
+              <w:t>지도 타일</w:t>
+            </w:r>
+          </w:p>
+        </w:tc>
+        <w:tc>
+          <w:tcPr>
+            <w:tcW w:type="dxa" w:w="3685"/>
+          </w:tcPr>
+          <w:p>
+            <w:r/>
+            <w:r>
+              <w:rPr>
+                <w:sz w:val="19"/>
+              </w:rPr>
+              <w:t>VWorld(국토교통부, 한글 라벨), 키가 없으면 Carto Voyager로 폴백. 레티나 대응</w:t>
+            </w:r>
+          </w:p>
+        </w:tc>
+        <w:tc>
+          <w:tcPr>
+            <w:tcW w:type="dxa" w:w="3798"/>
+          </w:tcPr>
+          <w:p>
+            <w:r/>
+            <w:r>
+              <w:rPr>
+                <w:sz w:val="19"/>
+              </w:rPr>
+              <w:t>/api/status의 vworld_key로 런타임 전환, detectRetina</w:t>
             </w:r>
           </w:p>
         </w:tc>
@@ -3197,6 +3350,50 @@
           </w:p>
         </w:tc>
       </w:tr>
+      <w:tr>
+        <w:tc>
+          <w:tcPr>
+            <w:tcW w:type="dxa" w:w="1871"/>
+          </w:tcPr>
+          <w:p>
+            <w:r/>
+            <w:r>
+              <w:rPr>
+                <w:sz w:val="19"/>
+              </w:rPr>
+              <w:t>길 이름으로 리뷰</w:t>
+            </w:r>
+          </w:p>
+        </w:tc>
+        <w:tc>
+          <w:tcPr>
+            <w:tcW w:type="dxa" w:w="3685"/>
+          </w:tcPr>
+          <w:p>
+            <w:r/>
+            <w:r>
+              <w:rPr>
+                <w:sz w:val="19"/>
+              </w:rPr>
+              <w:t>상단 '✍️ 길 리뷰'(폰은 ≡ 메뉴) → 도로명 검색 → 구간 목록·지도 표시 → 선택하면 평소 리뷰 폼. 경로를 찾지 않아도 리뷰 가능</w:t>
+            </w:r>
+          </w:p>
+        </w:tc>
+        <w:tc>
+          <w:tcPr>
+            <w:tcW w:type="dxa" w:w="3798"/>
+          </w:tcPr>
+          <w:p>
+            <w:r/>
+            <w:r>
+              <w:rPr>
+                <w:sz w:val="19"/>
+              </w:rPr>
+              <w:t>GET /api/segments/search: 도로명 부분 일치 → 연결된 체인으로 정렬 → 약 300 m 단위로 분할</w:t>
+            </w:r>
+          </w:p>
+        </w:tc>
+      </w:tr>
     </w:tbl>
     <w:p>
       <w:pPr>
@@ -3208,7 +3405,7 @@
         <w:pStyle w:val="Heading2"/>
       </w:pPr>
       <w:r>
-        <w:t>3.7 랭킹·위험 구간</w:t>
+        <w:t>3.7 리뷰 사진 AI 분석과 신뢰도</w:t>
       </w:r>
     </w:p>
     <w:tbl>
@@ -3284,7 +3481,7 @@
               <w:rPr>
                 <w:sz w:val="19"/>
               </w:rPr>
-              <w:t>🏆 인기 경로 (구간 랭킹)</w:t>
+              <w:t>사진 분석</w:t>
             </w:r>
           </w:p>
         </w:tc>
@@ -3298,7 +3495,7 @@
               <w:rPr>
                 <w:sz w:val="19"/>
               </w:rPr>
-              <w:t>현재 위치/출발지 반경 2 km, 이번 주/이번 달 탭, 리뷰 3건 이상 구간 TOP 10. 순위·구간 이름(도로명·길이)·평균 별점·리뷰 수·AI 요약·태그. '지도에서 보기', '경유지로 추가해 탐색'</w:t>
+              <w:t>리뷰 폼에 사진을 붙이면 Claude vision이 축 신호·태그·새 키워드·한 줄 요약을 추출</w:t>
             </w:r>
           </w:p>
         </w:tc>
@@ -3312,7 +3509,7 @@
               <w:rPr>
                 <w:sz w:val="19"/>
               </w:rPr>
-              <w:t>GET /api/ranking: 리뷰 엣지 집합을 한 거리 단위로 병합(다중 거리 리뷰 제외), 점수 = (n·평균 + 3·전체평균)/(n+3)</w:t>
+              <w:t>POST /api/analyze-photo (최대 3장). 사용자가 '추가'를 눌러야 반영되고, 답하지 않고 제출하면 확인 창으로 한 번 더 묻습니다</w:t>
             </w:r>
           </w:p>
         </w:tc>
@@ -3328,7 +3525,7 @@
               <w:rPr>
                 <w:sz w:val="19"/>
               </w:rPr>
-              <w:t>랭킹 AI 요약 (비동기)</w:t>
+              <w:t>구조적 vs 일시적 분리</w:t>
             </w:r>
           </w:p>
         </w:tc>
@@ -3342,7 +3539,7 @@
               <w:rPr>
                 <w:sz w:val="19"/>
               </w:rPr>
-              <w:t>목록은 즉시(≈30 ms) 반환, 요약은 '요약 생성 중…' 표시 후 채워짐. 없으면 태그 기반 문구('분위기 좋다는 평과 한산하다는 평이 많아요')</w:t>
+              <w:t>포장·가로수·경사·벤치·그늘처럼 고정된 것만 태그/키워드로 저장. 차량·혼잡·날씨·행사 등 그 순간의 상황은 태그로 만들지 않고 분위기(vibe) 보정 참고로만 사용</w:t>
             </w:r>
           </w:p>
         </w:tc>
@@ -3356,7 +3553,7 @@
               <w:rPr>
                 <w:sz w:val="19"/>
               </w:rPr>
-              <w:t>백그라운드 워커 2개 + POST /api/ranking/summaries 폴링, 6시간 캐시, 실패 시 10분 후 재시도</w:t>
+              <w:t>판단 기준은 '내일 같은 자리에서 찍어도 똑같이 보일까'. '차 많음'·'사람 붐빔'은 사진 분석에서 제외하고 vehicle 축은 항상 0</w:t>
             </w:r>
           </w:p>
         </w:tc>
@@ -3372,7 +3569,7 @@
               <w:rPr>
                 <w:sz w:val="19"/>
               </w:rPr>
-              <w:t>⚠️ 위험 구간</w:t>
+              <w:t>장소 일관성 검증</w:t>
             </w:r>
           </w:p>
         </w:tc>
@@ -3386,7 +3583,7 @@
               <w:rPr>
                 <w:sz w:val="19"/>
               </w:rPr>
-              <w:t>무서움·어두움 신고 감쇠 합이 3 이상이면 모든 사용자 경로에서 최대 회피(최단 경로 제외). 상단 토글(폰은 햄버거)로 지도에 빨간 점선 + ⚠️ 마커, 툴팁에 태그별 건수·신고자 수</w:t>
+              <w:t>그 구간에 이미 있는 다른 사람 사진(최대 2장)과 새 사진을 함께 보고 같은 장소인지 판단. 다르면 폼에 주황 경고와 '추가하지 않기 / 그래도 추가'</w:t>
             </w:r>
           </w:p>
         </w:tc>
@@ -3400,7 +3597,7 @@
               <w:rPr>
                 <w:sz w:val="19"/>
               </w:rPr>
-              <w:t>routing.is_danger() + GET /api/danger-zones (같은 거리·인접 엣지를 한 구역으로). 관리자 수동 지정/해제 반영</w:t>
+              <w:t>계절·시간대·날씨·촬영 방향 차이는 무시하고 고정 지형지물만 비교. 확신도 0.6 이상일 때만 의심. 첫 사진은 검증 없이 신뢰</w:t>
             </w:r>
           </w:p>
         </w:tc>
@@ -3416,7 +3613,7 @@
               <w:rPr>
                 <w:sz w:val="19"/>
               </w:rPr>
-              <w:t>/ranking 딥링크</w:t>
+              <w:t>사진 신뢰도</w:t>
             </w:r>
           </w:p>
         </w:tc>
@@ -3430,7 +3627,7 @@
               <w:rPr>
                 <w:sz w:val="19"/>
               </w:rPr>
-              <w:t>URL로 랭킹 화면 바로 열기</w:t>
+              <w:t>닉네임별 photo_trust_score(기본 1.0). 의심 판정 −0.25, 일관된 사진 +0.05로 천천히 회복</w:t>
             </w:r>
           </w:p>
         </w:tc>
@@ -3444,7 +3641,95 @@
               <w:rPr>
                 <w:sz w:val="19"/>
               </w:rPr>
-              <w:t>서버가 /ranking → index.html</w:t>
+              <w:t>리뷰 저장 시점 점수를 스냅샷 → 사진 축 보정은 '시간 감쇠 × 신뢰도'로 축소 반영, 0.4 미만이면 기록만 하고 그래프에 반영하지 않음</w:t>
+            </w:r>
+          </w:p>
+        </w:tc>
+      </w:tr>
+      <w:tr>
+        <w:tc>
+          <w:tcPr>
+            <w:tcW w:type="dxa" w:w="1871"/>
+          </w:tcPr>
+          <w:p>
+            <w:r/>
+            <w:r>
+              <w:rPr>
+                <w:sz w:val="19"/>
+              </w:rPr>
+              <w:t>반영 경로 기록</w:t>
+            </w:r>
+          </w:p>
+        </w:tc>
+        <w:tc>
+          <w:tcPr>
+            <w:tcW w:type="dxa" w:w="3685"/>
+          </w:tcPr>
+          <w:p>
+            <w:r/>
+            <w:r>
+              <w:rPr>
+                <w:sz w:val="19"/>
+              </w:rPr>
+              <w:t>미반영 사유를 구분해 저장: 사용자 거절 / 확인 창 취소 / 반영할 내용 없음 / 서버 자동 분석 / 사유 미기록</w:t>
+            </w:r>
+          </w:p>
+        </w:tc>
+        <w:tc>
+          <w:tcPr>
+            <w:tcW w:type="dxa" w:w="3798"/>
+          </w:tcPr>
+          <w:p>
+            <w:r/>
+            <w:r>
+              <w:rPr>
+                <w:sz w:val="19"/>
+              </w:rPr>
+              <w:t>ai_photo.decision. 관리자 화면이 '사용자 거절'을 실제 거절한 경우에만 표시하도록 하기 위함</w:t>
+            </w:r>
+          </w:p>
+        </w:tc>
+      </w:tr>
+      <w:tr>
+        <w:tc>
+          <w:tcPr>
+            <w:tcW w:type="dxa" w:w="1871"/>
+          </w:tcPr>
+          <w:p>
+            <w:r/>
+            <w:r>
+              <w:rPr>
+                <w:sz w:val="19"/>
+              </w:rPr>
+              <w:t>서버 측 안전망</w:t>
+            </w:r>
+          </w:p>
+        </w:tc>
+        <w:tc>
+          <w:tcPr>
+            <w:tcW w:type="dxa" w:w="3685"/>
+          </w:tcPr>
+          <w:p>
+            <w:r/>
+            <w:r>
+              <w:rPr>
+                <w:sz w:val="19"/>
+              </w:rPr>
+              <w:t>사진은 있는데 분석 결과가 없이 제출되면 서버가 직접 분석해 기록(accepted=false)</w:t>
+            </w:r>
+          </w:p>
+        </w:tc>
+        <w:tc>
+          <w:tcPr>
+            <w:tcW w:type="dxa" w:w="3798"/>
+          </w:tcPr>
+          <w:p>
+            <w:r/>
+            <w:r>
+              <w:rPr>
+                <w:sz w:val="19"/>
+              </w:rPr>
+              <w:t>분석 전 제출·분석 실패로 근거가 사라지는 것을 방지. 동의 없이 점수에는 반영하지 않음</w:t>
             </w:r>
           </w:p>
         </w:tc>
@@ -3460,7 +3745,7 @@
         <w:pStyle w:val="Heading2"/>
       </w:pPr>
       <w:r>
-        <w:t>3.8 관리자 페이지 (/admin)</w:t>
+        <w:t>3.8 랭킹·위험 구간</w:t>
       </w:r>
     </w:p>
     <w:tbl>
@@ -3536,7 +3821,7 @@
               <w:rPr>
                 <w:sz w:val="19"/>
               </w:rPr>
-              <w:t>로그인</w:t>
+              <w:t>🏆 인기 경로 (구간 랭킹)</w:t>
             </w:r>
           </w:p>
         </w:tc>
@@ -3550,7 +3835,7 @@
               <w:rPr>
                 <w:sz w:val="19"/>
               </w:rPr>
-              <w:t>.env ADMIN_PASSWORD, 토큰을 X-Admin-Token으로 전달(탭 세션). ngrok 경유 접속 지원</w:t>
+              <w:t>현재 위치/출발지 반경 2 km, 이번 주/이번 달 탭, 리뷰 3건 이상 구간 TOP 10. 순위·구간 이름(도로명·길이)·평균 별점·리뷰 수·AI 요약·태그. '지도에서 보기', '경유지로 추가해 탐색'</w:t>
             </w:r>
           </w:p>
         </w:tc>
@@ -3564,7 +3849,7 @@
               <w:rPr>
                 <w:sz w:val="19"/>
               </w:rPr>
-              <w:t>POST /api/admin/login</w:t>
+              <w:t>GET /api/ranking: 리뷰 엣지 집합을 한 거리 단위로 병합(다중 거리 리뷰 제외), 점수 = (n·평균 + 3·전체평균)/(n+3)</w:t>
             </w:r>
           </w:p>
         </w:tc>
@@ -3580,7 +3865,7 @@
               <w:rPr>
                 <w:sz w:val="19"/>
               </w:rPr>
-              <w:t>리뷰 모니터링</w:t>
+              <w:t>랭킹 AI 요약 (비동기)</w:t>
             </w:r>
           </w:p>
         </w:tc>
@@ -3594,7 +3879,7 @@
               <w:rPr>
                 <w:sz w:val="19"/>
               </w:rPr>
-              <w:t>리뷰·신고 최신순, 10초 자동 갱신, AI 태그/축/키워드, 시간 감쇠 영향력 %(막대), 삭제, 구간 클릭 → 위험 구간 폼</w:t>
+              <w:t>목록은 즉시(≈30 ms) 반환, 요약은 '요약 생성 중…' 표시 후 채워짐. 없으면 태그 기반 문구('분위기 좋다는 평과 한산하다는 평이 많아요')</w:t>
             </w:r>
           </w:p>
         </w:tc>
@@ -3608,7 +3893,7 @@
               <w:rPr>
                 <w:sz w:val="19"/>
               </w:rPr>
-              <w:t>GET /api/admin/reviews, POST /api/admin/review/{id}/delete → 전체 재생(rebuild)</w:t>
+              <w:t>백그라운드 워커 2개 + POST /api/ranking/summaries 폴링, 6시간 캐시, 실패 시 10분 후 재시도</w:t>
             </w:r>
           </w:p>
         </w:tc>
@@ -3624,7 +3909,7 @@
               <w:rPr>
                 <w:sz w:val="19"/>
               </w:rPr>
-              <w:t>새 축 후보</w:t>
+              <w:t>⚠️ 위험 구간</w:t>
             </w:r>
           </w:p>
         </w:tc>
@@ -3638,7 +3923,7 @@
               <w:rPr>
                 <w:sz w:val="19"/>
               </w:rPr>
-              <w:t>AI가 리뷰 글에서 발견한 키워드(횟수·구간 수·예시 문장) 승인/거절/대기. 승인 시 routing.py·server.py·index.html에 축을 추가하는 5단계 안내</w:t>
+              <w:t>무서움·어두움 신고 감쇠 합이 3 이상이면 모든 사용자 경로에서 최대 회피(최단 경로 제외). 상단 토글(폰은 햄버거)로 지도에 빨간 점선 + ⚠️ 마커, 툴팁에 태그별 건수·신고자 수</w:t>
             </w:r>
           </w:p>
         </w:tc>
@@ -3652,7 +3937,7 @@
               <w:rPr>
                 <w:sz w:val="19"/>
               </w:rPr>
-              <w:t>GET/POST /api/admin/candidates, reviews.json › new_axis_candidates</w:t>
+              <w:t>routing.is_danger() + GET /api/danger-zones (같은 거리·인접 엣지를 한 구역으로). 관리자 수동 지정/해제 반영</w:t>
             </w:r>
           </w:p>
         </w:tc>
@@ -3668,7 +3953,7 @@
               <w:rPr>
                 <w:sz w:val="19"/>
               </w:rPr>
-              <w:t>위험 구간 관리</w:t>
+              <w:t>/ranking 딥링크</w:t>
             </w:r>
           </w:p>
         </w:tc>
@@ -3682,7 +3967,7 @@
               <w:rPr>
                 <w:sz w:val="19"/>
               </w:rPr>
-              <w:t>현재 위험 구간 목록(자동/수동 구분), 수동 지정·해제·자동 복귀(edge_id 입력), 수동 설정 목록</w:t>
+              <w:t>URL로 랭킹 화면 바로 열기</w:t>
             </w:r>
           </w:p>
         </w:tc>
@@ -3696,95 +3981,7 @@
               <w:rPr>
                 <w:sz w:val="19"/>
               </w:rPr>
-              <w:t>POST /api/admin/danger {mode: force|clear|auto}, danger_manual</w:t>
-            </w:r>
-          </w:p>
-        </w:tc>
-      </w:tr>
-      <w:tr>
-        <w:tc>
-          <w:tcPr>
-            <w:tcW w:type="dxa" w:w="1871"/>
-          </w:tcPr>
-          <w:p>
-            <w:r/>
-            <w:r>
-              <w:rPr>
-                <w:sz w:val="19"/>
-              </w:rPr>
-              <w:t>데이터 관리</w:t>
-            </w:r>
-          </w:p>
-        </w:tc>
-        <w:tc>
-          <w:tcPr>
-            <w:tcW w:type="dxa" w:w="3685"/>
-          </w:tcPr>
-          <w:p>
-            <w:r/>
-            <w:r>
-              <w:rPr>
-                <w:sz w:val="19"/>
-              </w:rPr>
-              <w:t>더미 리뷰 생성(구간 수·추가/교체), reviews.json 초기화(.bak 보관)</w:t>
-            </w:r>
-          </w:p>
-        </w:tc>
-        <w:tc>
-          <w:tcPr>
-            <w:tcW w:type="dxa" w:w="3798"/>
-          </w:tcPr>
-          <w:p>
-            <w:r/>
-            <w:r>
-              <w:rPr>
-                <w:sz w:val="19"/>
-              </w:rPr>
-              <w:t>generate_test_reviews.generate() 인프로세스, clear()</w:t>
-            </w:r>
-          </w:p>
-        </w:tc>
-      </w:tr>
-      <w:tr>
-        <w:tc>
-          <w:tcPr>
-            <w:tcW w:type="dxa" w:w="1871"/>
-          </w:tcPr>
-          <w:p>
-            <w:r/>
-            <w:r>
-              <w:rPr>
-                <w:sz w:val="19"/>
-              </w:rPr>
-              <w:t>통계</w:t>
-            </w:r>
-          </w:p>
-        </w:tc>
-        <w:tc>
-          <w:tcPr>
-            <w:tcW w:type="dxa" w:w="3685"/>
-          </w:tcPr>
-          <w:p>
-            <w:r/>
-            <w:r>
-              <w:rPr>
-                <w:sz w:val="19"/>
-              </w:rPr>
-              <w:t>요약 카드, 닉네임별 리뷰 수, 취향별 평균 점수, 태그 집계, 일별 접속(페이지/경로 탐색/닉네임 수)</w:t>
-            </w:r>
-          </w:p>
-        </w:tc>
-        <w:tc>
-          <w:tcPr>
-            <w:tcW w:type="dxa" w:w="3798"/>
-          </w:tcPr>
-          <w:p>
-            <w:r/>
-            <w:r>
-              <w:rPr>
-                <w:sz w:val="19"/>
-              </w:rPr>
-              <w:t>GET /api/admin/stats, visits.json</w:t>
+              <w:t>서버가 /ranking → index.html</w:t>
             </w:r>
           </w:p>
         </w:tc>
@@ -3800,7 +3997,7 @@
         <w:pStyle w:val="Heading2"/>
       </w:pPr>
       <w:r>
-        <w:t>3.9 개발·검증 도구</w:t>
+        <w:t>3.9 관리자 페이지 (/admin)</w:t>
       </w:r>
     </w:p>
     <w:tbl>
@@ -3876,7 +4073,7 @@
               <w:rPr>
                 <w:sz w:val="19"/>
               </w:rPr>
-              <w:t>더미 데이터 생성기</w:t>
+              <w:t>로그인</w:t>
             </w:r>
           </w:p>
         </w:tc>
@@ -3890,7 +4087,7 @@
               <w:rPr>
                 <w:sz w:val="19"/>
               </w:rPr>
-              <w:t>좋은 구간(인사동·삼청동 골목 등, 7~10점, 좋아요 태그)과 대로(1~3점, 무서움/어두움/차 많음) 20~30개, user1~10 프로필(목적·세부 취향)과 함께 저장, 날짜 0~90일 균등 분포(감쇠 확인용)</w:t>
+              <w:t>.env ADMIN_PASSWORD, 토큰을 X-Admin-Token으로 전달(탭 세션). ngrok 경유 접속 지원</w:t>
             </w:r>
           </w:p>
         </w:tc>
@@ -3904,7 +4101,7 @@
               <w:rPr>
                 <w:sz w:val="19"/>
               </w:rPr>
-              <w:t>generate_test_reviews.py — 서버 정지 후 실행하거나 /admin에서 실행 (실행 중인 서버가 파일을 덮어쓸 수 있음)</w:t>
+              <w:t>POST /api/admin/login</w:t>
             </w:r>
           </w:p>
         </w:tc>
@@ -3920,7 +4117,7 @@
               <w:rPr>
                 <w:sz w:val="19"/>
               </w:rPr>
-              <w:t>검증 스크립트</w:t>
+              <w:t>리뷰 모니터링</w:t>
             </w:r>
           </w:p>
         </w:tc>
@@ -3934,7 +4131,7 @@
               <w:rPr>
                 <w:sz w:val="19"/>
               </w:rPr>
-              <w:t>후보 경로·경유지 검증, 가중치 민감도(100쌍), 네트워크 비교, 데모 지도</w:t>
+              <w:t>리뷰·신고 최신순, 10초 자동 갱신, 시간 감쇠 영향력 %(막대), 사진 썸네일(클릭 시 원본), 삭제, 구간 클릭 → 위험 구간 폼</w:t>
             </w:r>
           </w:p>
         </w:tc>
@@ -3948,7 +4145,7 @@
               <w:rPr>
                 <w:sz w:val="19"/>
               </w:rPr>
-              <w:t>validate_*.py, sensitivity_*.py, compare_*.py, demo_*.py</w:t>
+              <w:t>GET /api/admin/reviews, POST /api/admin/review/{id}/delete → 전체 재생(rebuild)</w:t>
             </w:r>
           </w:p>
         </w:tc>
@@ -3964,7 +4161,7 @@
               <w:rPr>
                 <w:sz w:val="19"/>
               </w:rPr>
-              <w:t>디자인 수정 가이드</w:t>
+              <w:t>글 · 사진 해석 분리 표시</w:t>
             </w:r>
           </w:p>
         </w:tc>
@@ -3978,7 +4175,7 @@
               <w:rPr>
                 <w:sz w:val="19"/>
               </w:rPr>
-              <w:t>index.html 상단 주석: 수정 가능한 CSS / 수정 금지 JS·id·class / 주의(브레이크포인트·z-index·style 블록 안 '&lt;/style&gt;' 금지)</w:t>
+              <w:t>📝 글 분석 / 📷 사진 분석 / 🚗 일시적 상황을 각각 다른 줄로. 태그 배지도 출처 구분(📝AI · 📷AI)</w:t>
             </w:r>
           </w:p>
         </w:tc>
@@ -3992,7 +4189,359 @@
               <w:rPr>
                 <w:sz w:val="19"/>
               </w:rPr>
-              <w:t>web/index.html 헤더 주석 + style/script 경계 표시</w:t>
+              <w:t>리뷰 행의 AI 해석 컬럼</w:t>
+            </w:r>
+          </w:p>
+        </w:tc>
+      </w:tr>
+      <w:tr>
+        <w:tc>
+          <w:tcPr>
+            <w:tcW w:type="dxa" w:w="1871"/>
+          </w:tcPr>
+          <w:p>
+            <w:r/>
+            <w:r>
+              <w:rPr>
+                <w:sz w:val="19"/>
+              </w:rPr>
+              <w:t>사진 반영 상태</w:t>
+            </w:r>
+          </w:p>
+        </w:tc>
+        <w:tc>
+          <w:tcPr>
+            <w:tcW w:type="dxa" w:w="3685"/>
+          </w:tcPr>
+          <w:p>
+            <w:r/>
+            <w:r>
+              <w:rPr>
+                <w:sz w:val="19"/>
+              </w:rPr>
+              <w:t>✅ 반영됨 / ⚠️ 감쇠 반영 / ❌ 미반영(신뢰도 낮음·사용자 거절·자동 분석·사유 미기록) / ➖ 분석 없음 + 이유 한 줄</w:t>
+            </w:r>
+          </w:p>
+        </w:tc>
+        <w:tc>
+          <w:tcPr>
+            <w:tcW w:type="dxa" w:w="3798"/>
+          </w:tcPr>
+          <w:p>
+            <w:r/>
+            <w:r>
+              <w:rPr>
+                <w:sz w:val="19"/>
+              </w:rPr>
+              <w:t>예: '사용자가 경고를 무시하고 제출 · 다른 장소로 판정(확신 0.85) · 적용 가중치 0.72(신뢰도 0.75 × 감쇠 0.96)'</w:t>
+            </w:r>
+          </w:p>
+        </w:tc>
+      </w:tr>
+      <w:tr>
+        <w:tc>
+          <w:tcPr>
+            <w:tcW w:type="dxa" w:w="1871"/>
+          </w:tcPr>
+          <w:p>
+            <w:r/>
+            <w:r>
+              <w:rPr>
+                <w:sz w:val="19"/>
+              </w:rPr>
+              <w:t>새 축 후보</w:t>
+            </w:r>
+          </w:p>
+        </w:tc>
+        <w:tc>
+          <w:tcPr>
+            <w:tcW w:type="dxa" w:w="3685"/>
+          </w:tcPr>
+          <w:p>
+            <w:r/>
+            <w:r>
+              <w:rPr>
+                <w:sz w:val="19"/>
+              </w:rPr>
+              <w:t>키워드(횟수·구간 수·예시 문장) 승인/거절/대기, 유사어 수동 합치기와 별칭 분리(✂). 승인 시 축 추가 5단계 안내</w:t>
+            </w:r>
+          </w:p>
+        </w:tc>
+        <w:tc>
+          <w:tcPr>
+            <w:tcW w:type="dxa" w:w="3798"/>
+          </w:tcPr>
+          <w:p>
+            <w:r/>
+            <w:r>
+              <w:rPr>
+                <w:sz w:val="19"/>
+              </w:rPr>
+              <w:t>새 키워드는 등록 전에 Claude가 기존 후보와 뜻이 같은지 판정해 자동 합산(별칭). 분리는 리뷰 원문 키워드 기준으로 재집계해 정확히 되돌림</w:t>
+            </w:r>
+          </w:p>
+        </w:tc>
+      </w:tr>
+      <w:tr>
+        <w:tc>
+          <w:tcPr>
+            <w:tcW w:type="dxa" w:w="1871"/>
+          </w:tcPr>
+          <w:p>
+            <w:r/>
+            <w:r>
+              <w:rPr>
+                <w:sz w:val="19"/>
+              </w:rPr>
+              <w:t>위험 구간 관리</w:t>
+            </w:r>
+          </w:p>
+        </w:tc>
+        <w:tc>
+          <w:tcPr>
+            <w:tcW w:type="dxa" w:w="3685"/>
+          </w:tcPr>
+          <w:p>
+            <w:r/>
+            <w:r>
+              <w:rPr>
+                <w:sz w:val="19"/>
+              </w:rPr>
+              <w:t>현재 위험 구간 목록(자동/수동 구분), 수동 지정·해제·자동 복귀(edge_id 입력), 수동 설정 목록</w:t>
+            </w:r>
+          </w:p>
+        </w:tc>
+        <w:tc>
+          <w:tcPr>
+            <w:tcW w:type="dxa" w:w="3798"/>
+          </w:tcPr>
+          <w:p>
+            <w:r/>
+            <w:r>
+              <w:rPr>
+                <w:sz w:val="19"/>
+              </w:rPr>
+              <w:t>POST /api/admin/danger {mode: force|clear|auto}, danger_manual</w:t>
+            </w:r>
+          </w:p>
+        </w:tc>
+      </w:tr>
+      <w:tr>
+        <w:tc>
+          <w:tcPr>
+            <w:tcW w:type="dxa" w:w="1871"/>
+          </w:tcPr>
+          <w:p>
+            <w:r/>
+            <w:r>
+              <w:rPr>
+                <w:sz w:val="19"/>
+              </w:rPr>
+              <w:t>데이터 관리</w:t>
+            </w:r>
+          </w:p>
+        </w:tc>
+        <w:tc>
+          <w:tcPr>
+            <w:tcW w:type="dxa" w:w="3685"/>
+          </w:tcPr>
+          <w:p>
+            <w:r/>
+            <w:r>
+              <w:rPr>
+                <w:sz w:val="19"/>
+              </w:rPr>
+              <w:t>더미 리뷰 생성(구간 수·추가/교체), reviews.json 초기화(.bak 보관)</w:t>
+            </w:r>
+          </w:p>
+        </w:tc>
+        <w:tc>
+          <w:tcPr>
+            <w:tcW w:type="dxa" w:w="3798"/>
+          </w:tcPr>
+          <w:p>
+            <w:r/>
+            <w:r>
+              <w:rPr>
+                <w:sz w:val="19"/>
+              </w:rPr>
+              <w:t>generate_test_reviews.generate() 인프로세스, clear()</w:t>
+            </w:r>
+          </w:p>
+        </w:tc>
+      </w:tr>
+      <w:tr>
+        <w:tc>
+          <w:tcPr>
+            <w:tcW w:type="dxa" w:w="1871"/>
+          </w:tcPr>
+          <w:p>
+            <w:r/>
+            <w:r>
+              <w:rPr>
+                <w:sz w:val="19"/>
+              </w:rPr>
+              <w:t>통계</w:t>
+            </w:r>
+          </w:p>
+        </w:tc>
+        <w:tc>
+          <w:tcPr>
+            <w:tcW w:type="dxa" w:w="3685"/>
+          </w:tcPr>
+          <w:p>
+            <w:r/>
+            <w:r>
+              <w:rPr>
+                <w:sz w:val="19"/>
+              </w:rPr>
+              <w:t>요약 카드, 닉네임별 리뷰 수와 사진 신뢰도(0.8↑ 초록 / 0.4↑ 주황 / 미만 빨강+미반영), 검증·의심 횟수, 취향별 평균 점수, 태그 집계, 일별 접속</w:t>
+            </w:r>
+          </w:p>
+        </w:tc>
+        <w:tc>
+          <w:tcPr>
+            <w:tcW w:type="dxa" w:w="3798"/>
+          </w:tcPr>
+          <w:p>
+            <w:r/>
+            <w:r>
+              <w:rPr>
+                <w:sz w:val="19"/>
+              </w:rPr>
+              <w:t>GET /api/admin/stats. storage 항목으로 데이터 디렉터리·파일 크기·쓰기 가능 여부까지 확인 가능(볼륨 마운트 점검용)</w:t>
+            </w:r>
+          </w:p>
+        </w:tc>
+      </w:tr>
+      <w:tr>
+        <w:tc>
+          <w:tcPr>
+            <w:tcW w:type="dxa" w:w="1871"/>
+          </w:tcPr>
+          <w:p>
+            <w:r/>
+            <w:r>
+              <w:rPr>
+                <w:sz w:val="19"/>
+              </w:rPr>
+              <w:t>데이터 가져오기</w:t>
+            </w:r>
+          </w:p>
+        </w:tc>
+        <w:tc>
+          <w:tcPr>
+            <w:tcW w:type="dxa" w:w="3685"/>
+          </w:tcPr>
+          <w:p>
+            <w:r/>
+            <w:r>
+              <w:rPr>
+                <w:sz w:val="19"/>
+              </w:rPr>
+              <w:t>로컬 reviews / profiles / visits와 사진을 배포 서버로 업로드 (replace · merge)</w:t>
+            </w:r>
+          </w:p>
+        </w:tc>
+        <w:tc>
+          <w:tcPr>
+            <w:tcW w:type="dxa" w:w="3798"/>
+          </w:tcPr>
+          <w:p>
+            <w:r/>
+            <w:r>
+              <w:rPr>
+                <w:sz w:val="19"/>
+              </w:rPr>
+              <w:t>POST /api/admin/import-data. DATA_DIR에 저장하고 메모리까지 즉시 갱신(재시작 불필요)</w:t>
+            </w:r>
+          </w:p>
+        </w:tc>
+      </w:tr>
+      <w:tr>
+        <w:tc>
+          <w:tcPr>
+            <w:tcW w:type="dxa" w:w="1871"/>
+          </w:tcPr>
+          <w:p>
+            <w:r/>
+            <w:r>
+              <w:rPr>
+                <w:sz w:val="19"/>
+              </w:rPr>
+              <w:t>닉네임 변경</w:t>
+            </w:r>
+          </w:p>
+        </w:tc>
+        <w:tc>
+          <w:tcPr>
+            <w:tcW w:type="dxa" w:w="3685"/>
+          </w:tcPr>
+          <w:p>
+            <w:r/>
+            <w:r>
+              <w:rPr>
+                <w:sz w:val="19"/>
+              </w:rPr>
+              <w:t>특정 닉네임을 다른 이름으로 일괄 변경(리뷰·신고·도움돼요·프로필·방문 기록)</w:t>
+            </w:r>
+          </w:p>
+        </w:tc>
+        <w:tc>
+          <w:tcPr>
+            <w:tcW w:type="dxa" w:w="3798"/>
+          </w:tcPr>
+          <w:p>
+            <w:r/>
+            <w:r>
+              <w:rPr>
+                <w:sz w:val="19"/>
+              </w:rPr>
+              <w:t>POST /api/admin/rename-user {old_id, new_id, merge?}. 중복 409 / 없음 404</w:t>
+            </w:r>
+          </w:p>
+        </w:tc>
+      </w:tr>
+      <w:tr>
+        <w:tc>
+          <w:tcPr>
+            <w:tcW w:type="dxa" w:w="1871"/>
+          </w:tcPr>
+          <w:p>
+            <w:r/>
+            <w:r>
+              <w:rPr>
+                <w:sz w:val="19"/>
+              </w:rPr>
+              <w:t>스크립트 인증</w:t>
+            </w:r>
+          </w:p>
+        </w:tc>
+        <w:tc>
+          <w:tcPr>
+            <w:tcW w:type="dxa" w:w="3685"/>
+          </w:tcPr>
+          <w:p>
+            <w:r/>
+            <w:r>
+              <w:rPr>
+                <w:sz w:val="19"/>
+              </w:rPr>
+              <w:t>Authorization: Bearer &lt;ADMIN_PASSWORD&gt; 로도 관리자 API 호출 가능</w:t>
+            </w:r>
+          </w:p>
+        </w:tc>
+        <w:tc>
+          <w:tcPr>
+            <w:tcW w:type="dxa" w:w="3798"/>
+          </w:tcPr>
+          <w:p>
+            <w:r/>
+            <w:r>
+              <w:rPr>
+                <w:sz w:val="19"/>
+              </w:rPr>
+              <w:t>브라우저는 기존 X-Admin-Token 그대로</w:t>
             </w:r>
           </w:p>
         </w:tc>
@@ -4005,10 +4554,10 @@
     </w:p>
     <w:p>
       <w:pPr>
-        <w:pStyle w:val="Heading1"/>
+        <w:pStyle w:val="Heading2"/>
       </w:pPr>
       <w:r>
-        <w:t>4. 데이터 출처</w:t>
+        <w:t>3.10 개발·검증 도구</w:t>
       </w:r>
     </w:p>
     <w:tbl>
@@ -4026,7 +4575,7 @@
       <w:tr>
         <w:tc>
           <w:tcPr>
-            <w:tcW w:type="dxa" w:w="2041"/>
+            <w:tcW w:type="dxa" w:w="1871"/>
             <w:shd w:val="clear" w:color="auto" w:fill="E8EEF7"/>
           </w:tcPr>
           <w:p>
@@ -4036,13 +4585,13 @@
                 <w:b/>
                 <w:sz w:val="19"/>
               </w:rPr>
-              <w:t>데이터</w:t>
-            </w:r>
-          </w:p>
-        </w:tc>
-        <w:tc>
-          <w:tcPr>
-            <w:tcW w:type="dxa" w:w="2948"/>
+              <w:t>기능명</w:t>
+            </w:r>
+          </w:p>
+        </w:tc>
+        <w:tc>
+          <w:tcPr>
+            <w:tcW w:type="dxa" w:w="3685"/>
             <w:shd w:val="clear" w:color="auto" w:fill="E8EEF7"/>
           </w:tcPr>
           <w:p>
@@ -4052,13 +4601,13 @@
                 <w:b/>
                 <w:sz w:val="19"/>
               </w:rPr>
-              <w:t>출처</w:t>
-            </w:r>
-          </w:p>
-        </w:tc>
-        <w:tc>
-          <w:tcPr>
-            <w:tcW w:type="dxa" w:w="4365"/>
+              <w:t>설명</w:t>
+            </w:r>
+          </w:p>
+        </w:tc>
+        <w:tc>
+          <w:tcPr>
+            <w:tcW w:type="dxa" w:w="3798"/>
             <w:shd w:val="clear" w:color="auto" w:fill="E8EEF7"/>
           </w:tcPr>
           <w:p>
@@ -4068,7 +4617,7 @@
                 <w:b/>
                 <w:sz w:val="19"/>
               </w:rPr>
-              <w:t>가공 방식 / 결과 속성</w:t>
+              <w:t>구현 방식</w:t>
             </w:r>
           </w:p>
         </w:tc>
@@ -4076,43 +4625,43 @@
       <w:tr>
         <w:tc>
           <w:tcPr>
-            <w:tcW w:type="dxa" w:w="2041"/>
-          </w:tcPr>
-          <w:p>
-            <w:r/>
-            <w:r>
-              <w:rPr>
-                <w:sz w:val="19"/>
-              </w:rPr>
-              <w:t>보행 네트워크</w:t>
-            </w:r>
-          </w:p>
-        </w:tc>
-        <w:tc>
-          <w:tcPr>
-            <w:tcW w:type="dxa" w:w="2948"/>
-          </w:tcPr>
-          <w:p>
-            <w:r/>
-            <w:r>
-              <w:rPr>
-                <w:sz w:val="19"/>
-              </w:rPr>
-              <w:t>OpenStreetMap (Overpass API, osmnx)</w:t>
-            </w:r>
-          </w:p>
-        </w:tc>
-        <w:tc>
-          <w:tcPr>
-            <w:tcW w:type="dxa" w:w="4365"/>
-          </w:tcPr>
-          <w:p>
-            <w:r/>
-            <w:r>
-              <w:rPr>
-                <w:sz w:val="19"/>
-              </w:rPr>
-              <w:t>광화문(37.5720, 126.9769) 반경 2 km, network_type=walk → gwanghwamun_walk_2km.graphml. 성수·용산 등도 다운로드해 비교</w:t>
+            <w:tcW w:type="dxa" w:w="1871"/>
+          </w:tcPr>
+          <w:p>
+            <w:r/>
+            <w:r>
+              <w:rPr>
+                <w:sz w:val="19"/>
+              </w:rPr>
+              <w:t>더미 데이터 생성기</w:t>
+            </w:r>
+          </w:p>
+        </w:tc>
+        <w:tc>
+          <w:tcPr>
+            <w:tcW w:type="dxa" w:w="3685"/>
+          </w:tcPr>
+          <w:p>
+            <w:r/>
+            <w:r>
+              <w:rPr>
+                <w:sz w:val="19"/>
+              </w:rPr>
+              <w:t>좋은 구간(7~10점, 좋아요 태그)과 대로(1~3점, 무서움/어두움/차 많음) 20~30개, user1~10 프로필과 함께 저장, 날짜 0~90일 분포. --danger N으로 최근 7일 무서움·어두움 신고를 몰아 위험 구간을 만들 수 있음</w:t>
+            </w:r>
+          </w:p>
+        </w:tc>
+        <w:tc>
+          <w:tcPr>
+            <w:tcW w:type="dxa" w:w="3798"/>
+          </w:tcPr>
+          <w:p>
+            <w:r/>
+            <w:r>
+              <w:rPr>
+                <w:sz w:val="19"/>
+              </w:rPr>
+              <w:t>generate_test_reviews.py — 서버 정지 후 실행하거나 /admin에서 실행 (실행 중인 서버가 파일을 덮어쓸 수 있음)</w:t>
             </w:r>
           </w:p>
         </w:tc>
@@ -4120,43 +4669,43 @@
       <w:tr>
         <w:tc>
           <w:tcPr>
-            <w:tcW w:type="dxa" w:w="2041"/>
-          </w:tcPr>
-          <w:p>
-            <w:r/>
-            <w:r>
-              <w:rPr>
-                <w:sz w:val="19"/>
-              </w:rPr>
-              <w:t>차량 노출 점수 (vehicle_exposure_score)</w:t>
-            </w:r>
-          </w:p>
-        </w:tc>
-        <w:tc>
-          <w:tcPr>
-            <w:tcW w:type="dxa" w:w="2948"/>
-          </w:tcPr>
-          <w:p>
-            <w:r/>
-            <w:r>
-              <w:rPr>
-                <w:sz w:val="19"/>
-              </w:rPr>
-              <w:t>OSM highway 태그</w:t>
-            </w:r>
-          </w:p>
-        </w:tc>
-        <w:tc>
-          <w:tcPr>
-            <w:tcW w:type="dxa" w:w="4365"/>
-          </w:tcPr>
-          <w:p>
-            <w:r/>
-            <w:r>
-              <w:rPr>
-                <w:sz w:val="19"/>
-              </w:rPr>
-              <w:t>footway/path/pedestrian 0, living_street 0.5, residential 1, service 1.5, tertiary 2, secondary 3, primary 4 (다중 태그는 최소값). 리뷰 태그·글로 보정</w:t>
+            <w:tcW w:type="dxa" w:w="1871"/>
+          </w:tcPr>
+          <w:p>
+            <w:r/>
+            <w:r>
+              <w:rPr>
+                <w:sz w:val="19"/>
+              </w:rPr>
+              <w:t>검증 스크립트</w:t>
+            </w:r>
+          </w:p>
+        </w:tc>
+        <w:tc>
+          <w:tcPr>
+            <w:tcW w:type="dxa" w:w="3685"/>
+          </w:tcPr>
+          <w:p>
+            <w:r/>
+            <w:r>
+              <w:rPr>
+                <w:sz w:val="19"/>
+              </w:rPr>
+              <w:t>후보 경로·경유지 검증, 가중치 민감도(100쌍), 네트워크 비교, 데모 지도</w:t>
+            </w:r>
+          </w:p>
+        </w:tc>
+        <w:tc>
+          <w:tcPr>
+            <w:tcW w:type="dxa" w:w="3798"/>
+          </w:tcPr>
+          <w:p>
+            <w:r/>
+            <w:r>
+              <w:rPr>
+                <w:sz w:val="19"/>
+              </w:rPr>
+              <w:t>validate_*.py, sensitivity_*.py, compare_*.py, demo_*.py</w:t>
             </w:r>
           </w:p>
         </w:tc>
@@ -4164,395 +4713,43 @@
       <w:tr>
         <w:tc>
           <w:tcPr>
-            <w:tcW w:type="dxa" w:w="2041"/>
-          </w:tcPr>
-          <w:p>
-            <w:r/>
-            <w:r>
-              <w:rPr>
-                <w:sz w:val="19"/>
-              </w:rPr>
-              <w:t>가로수 수 (tree_count_20m)</w:t>
-            </w:r>
-          </w:p>
-        </w:tc>
-        <w:tc>
-          <w:tcPr>
-            <w:tcW w:type="dxa" w:w="2948"/>
-          </w:tcPr>
-          <w:p>
-            <w:r/>
-            <w:r>
-              <w:rPr>
-                <w:sz w:val="19"/>
-              </w:rPr>
-              <w:t>서울시 가로수 위치 정보(경도, 위도) CSV — 서울 열린데이터광장</w:t>
-            </w:r>
-          </w:p>
-        </w:tc>
-        <w:tc>
-          <w:tcPr>
-            <w:tcW w:type="dxa" w:w="4365"/>
-          </w:tcPr>
-          <w:p>
-            <w:r/>
-            <w:r>
-              <w:rPr>
-                <w:sz w:val="19"/>
-              </w:rPr>
-              <w:t>엣지 20 m 버퍼 안의 가로수 개수(rescore_trees_seoul.py), 밀도(그루/100 m)로 정규화. 리뷰 글로 tree_nudge 보정</w:t>
-            </w:r>
-          </w:p>
-        </w:tc>
-      </w:tr>
-      <w:tr>
-        <w:tc>
-          <w:tcPr>
-            <w:tcW w:type="dxa" w:w="2041"/>
-          </w:tcPr>
-          <w:p>
-            <w:r/>
-            <w:r>
-              <w:rPr>
-                <w:sz w:val="19"/>
-              </w:rPr>
-              <w:t>공원 거리 (park_distance_m)</w:t>
-            </w:r>
-          </w:p>
-        </w:tc>
-        <w:tc>
-          <w:tcPr>
-            <w:tcW w:type="dxa" w:w="2948"/>
-          </w:tcPr>
-          <w:p>
-            <w:r/>
-            <w:r>
-              <w:rPr>
-                <w:sz w:val="19"/>
-              </w:rPr>
-              <w:t>OSM leisure=park</w:t>
-            </w:r>
-          </w:p>
-        </w:tc>
-        <w:tc>
-          <w:tcPr>
-            <w:tcW w:type="dxa" w:w="4365"/>
-          </w:tcPr>
-          <w:p>
-            <w:r/>
-            <w:r>
-              <w:rPr>
-                <w:sz w:val="19"/>
-              </w:rPr>
-              <w:t>엣지 중점에서 가장 가까운 공원까지 거리, 300 m 포화. 리뷰 글로 park_nudge 보정</w:t>
-            </w:r>
-          </w:p>
-        </w:tc>
-      </w:tr>
-      <w:tr>
-        <w:tc>
-          <w:tcPr>
-            <w:tcW w:type="dxa" w:w="2041"/>
-          </w:tcPr>
-          <w:p>
-            <w:r/>
-            <w:r>
-              <w:rPr>
-                <w:sz w:val="19"/>
-              </w:rPr>
-              <w:t>분위기 점수 (vibe_score)</w:t>
-            </w:r>
-          </w:p>
-        </w:tc>
-        <w:tc>
-          <w:tcPr>
-            <w:tcW w:type="dxa" w:w="2948"/>
-          </w:tcPr>
-          <w:p>
-            <w:r/>
-            <w:r>
-              <w:rPr>
-                <w:sz w:val="19"/>
-              </w:rPr>
-              <w:t>OSM POI(amenity=cafe, shop=bakery/florist/books, tourism=gallery) + living_street</w:t>
-            </w:r>
-          </w:p>
-        </w:tc>
-        <w:tc>
-          <w:tcPr>
-            <w:tcW w:type="dxa" w:w="4365"/>
-          </w:tcPr>
-          <w:p>
-            <w:r/>
-            <w:r>
-              <w:rPr>
-                <w:sz w:val="19"/>
-              </w:rPr>
-              <w:t>엣지 40 m 안 POI 밀도 0.7 + living_street 0.3(rescore_vibe_osm.py). 리뷰 점수와 가중 평균</w:t>
-            </w:r>
-          </w:p>
-        </w:tc>
-      </w:tr>
-      <w:tr>
-        <w:tc>
-          <w:tcPr>
-            <w:tcW w:type="dxa" w:w="2041"/>
-          </w:tcPr>
-          <w:p>
-            <w:r/>
-            <w:r>
-              <w:rPr>
-                <w:sz w:val="19"/>
-              </w:rPr>
-              <w:t>계단 (steps_score)</w:t>
-            </w:r>
-          </w:p>
-        </w:tc>
-        <w:tc>
-          <w:tcPr>
-            <w:tcW w:type="dxa" w:w="2948"/>
-          </w:tcPr>
-          <w:p>
-            <w:r/>
-            <w:r>
-              <w:rPr>
-                <w:sz w:val="19"/>
-              </w:rPr>
-              <w:t>OSM highway=steps</w:t>
-            </w:r>
-          </w:p>
-        </w:tc>
-        <w:tc>
-          <w:tcPr>
-            <w:tcW w:type="dxa" w:w="4365"/>
-          </w:tcPr>
-          <w:p>
-            <w:r/>
-            <w:r>
-              <w:rPr>
-                <w:sz w:val="19"/>
-              </w:rPr>
-              <w:t>0/1</w:t>
-            </w:r>
-          </w:p>
-        </w:tc>
-      </w:tr>
-      <w:tr>
-        <w:tc>
-          <w:tcPr>
-            <w:tcW w:type="dxa" w:w="2041"/>
-          </w:tcPr>
-          <w:p>
-            <w:r/>
-            <w:r>
-              <w:rPr>
-                <w:sz w:val="19"/>
-              </w:rPr>
-              <w:t>장소 검색·주소</w:t>
-            </w:r>
-          </w:p>
-        </w:tc>
-        <w:tc>
-          <w:tcPr>
-            <w:tcW w:type="dxa" w:w="2948"/>
-          </w:tcPr>
-          <w:p>
-            <w:r/>
-            <w:r>
-              <w:rPr>
-                <w:sz w:val="19"/>
-              </w:rPr>
-              <w:t>Nominatim (OSM)</w:t>
-            </w:r>
-          </w:p>
-        </w:tc>
-        <w:tc>
-          <w:tcPr>
-            <w:tcW w:type="dxa" w:w="4365"/>
-          </w:tcPr>
-          <w:p>
-            <w:r/>
-            <w:r>
-              <w:rPr>
-                <w:sz w:val="19"/>
-              </w:rPr>
-              <w:t>실시간 조회, 저장 안 함</w:t>
-            </w:r>
-          </w:p>
-        </w:tc>
-      </w:tr>
-      <w:tr>
-        <w:tc>
-          <w:tcPr>
-            <w:tcW w:type="dxa" w:w="2041"/>
-          </w:tcPr>
-          <w:p>
-            <w:r/>
-            <w:r>
-              <w:rPr>
-                <w:sz w:val="19"/>
-              </w:rPr>
-              <w:t>주변 장소(POI)</w:t>
-            </w:r>
-          </w:p>
-        </w:tc>
-        <w:tc>
-          <w:tcPr>
-            <w:tcW w:type="dxa" w:w="2948"/>
-          </w:tcPr>
-          <w:p>
-            <w:r/>
-            <w:r>
-              <w:rPr>
-                <w:sz w:val="19"/>
-              </w:rPr>
-              <w:t>카카오 로컬 API</w:t>
-            </w:r>
-          </w:p>
-        </w:tc>
-        <w:tc>
-          <w:tcPr>
-            <w:tcW w:type="dxa" w:w="4365"/>
-          </w:tcPr>
-          <w:p>
-            <w:r/>
-            <w:r>
-              <w:rPr>
-                <w:sz w:val="19"/>
-              </w:rPr>
-              <w:t>실시간 조회, 서버 1시간 캐시</w:t>
-            </w:r>
-          </w:p>
-        </w:tc>
-      </w:tr>
-      <w:tr>
-        <w:tc>
-          <w:tcPr>
-            <w:tcW w:type="dxa" w:w="2041"/>
-          </w:tcPr>
-          <w:p>
-            <w:r/>
-            <w:r>
-              <w:rPr>
-                <w:sz w:val="19"/>
-              </w:rPr>
-              <w:t>리뷰·신고·축 후보·수동 위험 지정·도움돼요</w:t>
-            </w:r>
-          </w:p>
-        </w:tc>
-        <w:tc>
-          <w:tcPr>
-            <w:tcW w:type="dxa" w:w="2948"/>
-          </w:tcPr>
-          <w:p>
-            <w:r/>
-            <w:r>
-              <w:rPr>
-                <w:sz w:val="19"/>
-              </w:rPr>
-              <w:t>사용자 입력 (osmnx_outputs/reviews.json)</w:t>
-            </w:r>
-          </w:p>
-        </w:tc>
-        <w:tc>
-          <w:tcPr>
-            <w:tcW w:type="dxa" w:w="4365"/>
-          </w:tcPr>
-          <w:p>
-            <w:r/>
-            <w:r>
-              <w:rPr>
-                <w:sz w:val="19"/>
-              </w:rPr>
-              <w:t>시작 시 replay(시간 감쇠 적용). 더미 데이터는 generate_test_reviews.py</w:t>
-            </w:r>
-          </w:p>
-        </w:tc>
-      </w:tr>
-      <w:tr>
-        <w:tc>
-          <w:tcPr>
-            <w:tcW w:type="dxa" w:w="2041"/>
-          </w:tcPr>
-          <w:p>
-            <w:r/>
-            <w:r>
-              <w:rPr>
-                <w:sz w:val="19"/>
-              </w:rPr>
-              <w:t>취향 프로필</w:t>
-            </w:r>
-          </w:p>
-        </w:tc>
-        <w:tc>
-          <w:tcPr>
-            <w:tcW w:type="dxa" w:w="2948"/>
-          </w:tcPr>
-          <w:p>
-            <w:r/>
-            <w:r>
-              <w:rPr>
-                <w:sz w:val="19"/>
-              </w:rPr>
-              <w:t>사용자 입력 (osmnx_outputs/profiles.json)</w:t>
-            </w:r>
-          </w:p>
-        </w:tc>
-        <w:tc>
-          <w:tcPr>
-            <w:tcW w:type="dxa" w:w="4365"/>
-          </w:tcPr>
-          <w:p>
-            <w:r/>
-            <w:r>
-              <w:rPr>
-                <w:sz w:val="19"/>
-              </w:rPr>
-              <w:t>닉네임 키</w:t>
-            </w:r>
-          </w:p>
-        </w:tc>
-      </w:tr>
-      <w:tr>
-        <w:tc>
-          <w:tcPr>
-            <w:tcW w:type="dxa" w:w="2041"/>
-          </w:tcPr>
-          <w:p>
-            <w:r/>
-            <w:r>
-              <w:rPr>
-                <w:sz w:val="19"/>
-              </w:rPr>
-              <w:t>방문 기록</w:t>
-            </w:r>
-          </w:p>
-        </w:tc>
-        <w:tc>
-          <w:tcPr>
-            <w:tcW w:type="dxa" w:w="2948"/>
-          </w:tcPr>
-          <w:p>
-            <w:r/>
-            <w:r>
-              <w:rPr>
-                <w:sz w:val="19"/>
-              </w:rPr>
-              <w:t>서버 집계 (osmnx_outputs/visits.json)</w:t>
-            </w:r>
-          </w:p>
-        </w:tc>
-        <w:tc>
-          <w:tcPr>
-            <w:tcW w:type="dxa" w:w="4365"/>
-          </w:tcPr>
-          <w:p>
-            <w:r/>
-            <w:r>
-              <w:rPr>
-                <w:sz w:val="19"/>
-              </w:rPr>
-              <w:t>일별 페이지 로드·경로 탐색·닉네임 수</w:t>
+            <w:tcW w:type="dxa" w:w="1871"/>
+          </w:tcPr>
+          <w:p>
+            <w:r/>
+            <w:r>
+              <w:rPr>
+                <w:sz w:val="19"/>
+              </w:rPr>
+              <w:t>디자인 수정 가이드</w:t>
+            </w:r>
+          </w:p>
+        </w:tc>
+        <w:tc>
+          <w:tcPr>
+            <w:tcW w:type="dxa" w:w="3685"/>
+          </w:tcPr>
+          <w:p>
+            <w:r/>
+            <w:r>
+              <w:rPr>
+                <w:sz w:val="19"/>
+              </w:rPr>
+              <w:t>index.html 상단 주석: 수정 가능한 CSS / 수정 금지 JS·id·class / 주의(브레이크포인트·z-index·style 블록 안 '&lt;/style&gt;' 금지)</w:t>
+            </w:r>
+          </w:p>
+        </w:tc>
+        <w:tc>
+          <w:tcPr>
+            <w:tcW w:type="dxa" w:w="3798"/>
+          </w:tcPr>
+          <w:p>
+            <w:r/>
+            <w:r>
+              <w:rPr>
+                <w:sz w:val="19"/>
+              </w:rPr>
+              <w:t>web/index.html 헤더 주석 + style/script 경계 표시</w:t>
             </w:r>
           </w:p>
         </w:tc>
@@ -4568,7 +4765,1081 @@
         <w:pStyle w:val="Heading1"/>
       </w:pPr>
       <w:r>
-        <w:t>5. 파일 구조 설명</w:t>
+        <w:t>4. 배포 (Railway)</w:t>
+      </w:r>
+    </w:p>
+    <w:p>
+      <w:pPr>
+        <w:spacing w:after="80"/>
+      </w:pPr>
+      <w:r>
+        <w:rPr>
+          <w:b w:val="0"/>
+          <w:i w:val="0"/>
+        </w:rPr>
+        <w:t>GitHub main에 푸시하면 Railway가 Nixpacks로 빌드해 자동 재배포합니다(약 1~2분). 주소: https://walk-route-production.up.railway.app</w:t>
+      </w:r>
+    </w:p>
+    <w:tbl>
+      <w:tblPr>
+        <w:tblStyle w:val="TableGrid"/>
+        <w:tblW w:type="auto" w:w="0"/>
+        <w:jc w:val="center"/>
+        <w:tblLook w:firstColumn="1" w:firstRow="1" w:lastColumn="0" w:lastRow="0" w:noHBand="0" w:noVBand="1" w:val="04A0"/>
+      </w:tblPr>
+      <w:tblGrid>
+        <w:gridCol w:w="3249"/>
+        <w:gridCol w:w="3249"/>
+        <w:gridCol w:w="3249"/>
+      </w:tblGrid>
+      <w:tr>
+        <w:tc>
+          <w:tcPr>
+            <w:tcW w:type="dxa" w:w="1814"/>
+            <w:shd w:val="clear" w:color="auto" w:fill="E8EEF7"/>
+          </w:tcPr>
+          <w:p>
+            <w:r/>
+            <w:r>
+              <w:rPr>
+                <w:b/>
+                <w:sz w:val="19"/>
+              </w:rPr>
+              <w:t>항목</w:t>
+            </w:r>
+          </w:p>
+        </w:tc>
+        <w:tc>
+          <w:tcPr>
+            <w:tcW w:type="dxa" w:w="3572"/>
+            <w:shd w:val="clear" w:color="auto" w:fill="E8EEF7"/>
+          </w:tcPr>
+          <w:p>
+            <w:r/>
+            <w:r>
+              <w:rPr>
+                <w:b/>
+                <w:sz w:val="19"/>
+              </w:rPr>
+              <w:t>설정</w:t>
+            </w:r>
+          </w:p>
+        </w:tc>
+        <w:tc>
+          <w:tcPr>
+            <w:tcW w:type="dxa" w:w="3969"/>
+            <w:shd w:val="clear" w:color="auto" w:fill="E8EEF7"/>
+          </w:tcPr>
+          <w:p>
+            <w:r/>
+            <w:r>
+              <w:rPr>
+                <w:b/>
+                <w:sz w:val="19"/>
+              </w:rPr>
+              <w:t>비고</w:t>
+            </w:r>
+          </w:p>
+        </w:tc>
+      </w:tr>
+      <w:tr>
+        <w:tc>
+          <w:tcPr>
+            <w:tcW w:type="dxa" w:w="1814"/>
+          </w:tcPr>
+          <w:p>
+            <w:r/>
+            <w:r>
+              <w:rPr>
+                <w:sz w:val="19"/>
+              </w:rPr>
+              <w:t>빌드 / 시작</w:t>
+            </w:r>
+          </w:p>
+        </w:tc>
+        <w:tc>
+          <w:tcPr>
+            <w:tcW w:type="dxa" w:w="3572"/>
+          </w:tcPr>
+          <w:p>
+            <w:r/>
+            <w:r>
+              <w:rPr>
+                <w:sz w:val="19"/>
+              </w:rPr>
+              <w:t>railway.toml: pip install -r requirements-server.txt · python server.py --host 0.0.0.0</w:t>
+            </w:r>
+          </w:p>
+        </w:tc>
+        <w:tc>
+          <w:tcPr>
+            <w:tcW w:type="dxa" w:w="3969"/>
+          </w:tcPr>
+          <w:p>
+            <w:r/>
+            <w:r>
+              <w:rPr>
+                <w:sz w:val="19"/>
+              </w:rPr>
+              <w:t>런타임 의존성만 설치(osmnx·networkx·shapely·anthropic)</w:t>
+            </w:r>
+          </w:p>
+        </w:tc>
+      </w:tr>
+      <w:tr>
+        <w:tc>
+          <w:tcPr>
+            <w:tcW w:type="dxa" w:w="1814"/>
+          </w:tcPr>
+          <w:p>
+            <w:r/>
+            <w:r>
+              <w:rPr>
+                <w:sz w:val="19"/>
+              </w:rPr>
+              <w:t>헬스체크</w:t>
+            </w:r>
+          </w:p>
+        </w:tc>
+        <w:tc>
+          <w:tcPr>
+            <w:tcW w:type="dxa" w:w="3572"/>
+          </w:tcPr>
+          <w:p>
+            <w:r/>
+            <w:r>
+              <w:rPr>
+                <w:sz w:val="19"/>
+              </w:rPr>
+              <w:t>/api/status, 타임아웃 300초</w:t>
+            </w:r>
+          </w:p>
+        </w:tc>
+        <w:tc>
+          <w:tcPr>
+            <w:tcW w:type="dxa" w:w="3969"/>
+          </w:tcPr>
+          <w:p>
+            <w:r/>
+            <w:r>
+              <w:rPr>
+                <w:sz w:val="19"/>
+              </w:rPr>
+              <w:t>콜드 스타트 시 16 MB 그래프 로딩에 20~40초</w:t>
+            </w:r>
+          </w:p>
+        </w:tc>
+      </w:tr>
+      <w:tr>
+        <w:tc>
+          <w:tcPr>
+            <w:tcW w:type="dxa" w:w="1814"/>
+          </w:tcPr>
+          <w:p>
+            <w:r/>
+            <w:r>
+              <w:rPr>
+                <w:sz w:val="19"/>
+              </w:rPr>
+              <w:t>데이터 보존</w:t>
+            </w:r>
+          </w:p>
+        </w:tc>
+        <w:tc>
+          <w:tcPr>
+            <w:tcW w:type="dxa" w:w="3572"/>
+          </w:tcPr>
+          <w:p>
+            <w:r/>
+            <w:r>
+              <w:rPr>
+                <w:sz w:val="19"/>
+              </w:rPr>
+              <w:t>볼륨을 /data에 마운트</w:t>
+            </w:r>
+          </w:p>
+        </w:tc>
+        <w:tc>
+          <w:tcPr>
+            <w:tcW w:type="dxa" w:w="3969"/>
+          </w:tcPr>
+          <w:p>
+            <w:r/>
+            <w:r>
+              <w:rPr>
+                <w:sz w:val="19"/>
+              </w:rPr>
+              <w:t>DATA_DIR이 없으면 RAILWAY_VOLUME_MOUNT_PATH를 자동 사용. 볼륨이 없으면 재배포마다 리뷰·사진 초기화</w:t>
+            </w:r>
+          </w:p>
+        </w:tc>
+      </w:tr>
+      <w:tr>
+        <w:tc>
+          <w:tcPr>
+            <w:tcW w:type="dxa" w:w="1814"/>
+          </w:tcPr>
+          <w:p>
+            <w:r/>
+            <w:r>
+              <w:rPr>
+                <w:sz w:val="19"/>
+              </w:rPr>
+              <w:t>그래프 파일</w:t>
+            </w:r>
+          </w:p>
+        </w:tc>
+        <w:tc>
+          <w:tcPr>
+            <w:tcW w:type="dxa" w:w="3572"/>
+          </w:tcPr>
+          <w:p>
+            <w:r/>
+            <w:r>
+              <w:rPr>
+                <w:sz w:val="19"/>
+              </w:rPr>
+              <w:t>osmnx_outputs/gwanghwamun_walk_2km_scored.graphml(15.8 MB)을 저장소에 포함</w:t>
+            </w:r>
+          </w:p>
+        </w:tc>
+        <w:tc>
+          <w:tcPr>
+            <w:tcW w:type="dxa" w:w="3969"/>
+          </w:tcPr>
+          <w:p>
+            <w:r/>
+            <w:r>
+              <w:rPr>
+                <w:sz w:val="19"/>
+              </w:rPr>
+              <w:t>.gitignore의 *.graphml 예외로 이 파일만 추적. WALKROUTE_GRAPH로 경로 변경 가능</w:t>
+            </w:r>
+          </w:p>
+        </w:tc>
+      </w:tr>
+      <w:tr>
+        <w:tc>
+          <w:tcPr>
+            <w:tcW w:type="dxa" w:w="1814"/>
+          </w:tcPr>
+          <w:p>
+            <w:r/>
+            <w:r>
+              <w:rPr>
+                <w:sz w:val="19"/>
+              </w:rPr>
+              <w:t>환경변수</w:t>
+            </w:r>
+          </w:p>
+        </w:tc>
+        <w:tc>
+          <w:tcPr>
+            <w:tcW w:type="dxa" w:w="3572"/>
+          </w:tcPr>
+          <w:p>
+            <w:r/>
+            <w:r>
+              <w:rPr>
+                <w:sz w:val="19"/>
+              </w:rPr>
+              <w:t>ANTHROPIC_API_KEY · ADMIN_PASSWORD · KAKAO_API_KEY · VWORLD_API_KEY · (선택) AI_PASSWORD</w:t>
+            </w:r>
+          </w:p>
+        </w:tc>
+        <w:tc>
+          <w:tcPr>
+            <w:tcW w:type="dxa" w:w="3969"/>
+          </w:tcPr>
+          <w:p>
+            <w:r/>
+            <w:r>
+              <w:rPr>
+                <w:sz w:val="19"/>
+              </w:rPr>
+              <w:t>Railway Variables에 등록. railway.toml의 [env] 블록은 적용되지 않음</w:t>
+            </w:r>
+          </w:p>
+        </w:tc>
+      </w:tr>
+      <w:tr>
+        <w:tc>
+          <w:tcPr>
+            <w:tcW w:type="dxa" w:w="1814"/>
+          </w:tcPr>
+          <w:p>
+            <w:r/>
+            <w:r>
+              <w:rPr>
+                <w:sz w:val="19"/>
+              </w:rPr>
+              <w:t>복제본</w:t>
+            </w:r>
+          </w:p>
+        </w:tc>
+        <w:tc>
+          <w:tcPr>
+            <w:tcW w:type="dxa" w:w="3572"/>
+          </w:tcPr>
+          <w:p>
+            <w:r/>
+            <w:r>
+              <w:rPr>
+                <w:sz w:val="19"/>
+              </w:rPr>
+              <w:t>numReplicas = 1</w:t>
+            </w:r>
+          </w:p>
+        </w:tc>
+        <w:tc>
+          <w:tcPr>
+            <w:tcW w:type="dxa" w:w="3969"/>
+          </w:tcPr>
+          <w:p>
+            <w:r/>
+            <w:r>
+              <w:rPr>
+                <w:sz w:val="19"/>
+              </w:rPr>
+              <w:t>그래프는 메모리, 리뷰는 파일이라 복제 시 상태가 갈림</w:t>
+            </w:r>
+          </w:p>
+        </w:tc>
+      </w:tr>
+      <w:tr>
+        <w:tc>
+          <w:tcPr>
+            <w:tcW w:type="dxa" w:w="1814"/>
+          </w:tcPr>
+          <w:p>
+            <w:r/>
+            <w:r>
+              <w:rPr>
+                <w:sz w:val="19"/>
+              </w:rPr>
+              <w:t>캐시</w:t>
+            </w:r>
+          </w:p>
+        </w:tc>
+        <w:tc>
+          <w:tcPr>
+            <w:tcW w:type="dxa" w:w="3572"/>
+          </w:tcPr>
+          <w:p>
+            <w:r/>
+            <w:r>
+              <w:rPr>
+                <w:sz w:val="19"/>
+              </w:rPr>
+              <w:t>HTML·JS에 Cache-Control: no-cache</w:t>
+            </w:r>
+          </w:p>
+        </w:tc>
+        <w:tc>
+          <w:tcPr>
+            <w:tcW w:type="dxa" w:w="3969"/>
+          </w:tcPr>
+          <w:p>
+            <w:r/>
+            <w:r>
+              <w:rPr>
+                <w:sz w:val="19"/>
+              </w:rPr>
+              <w:t>배포 후 브라우저가 옛 페이지를 계속 쓰는 문제 방지</w:t>
+            </w:r>
+          </w:p>
+        </w:tc>
+      </w:tr>
+      <w:tr>
+        <w:tc>
+          <w:tcPr>
+            <w:tcW w:type="dxa" w:w="1814"/>
+          </w:tcPr>
+          <w:p>
+            <w:r/>
+            <w:r>
+              <w:rPr>
+                <w:sz w:val="19"/>
+              </w:rPr>
+              <w:t>정적 경로</w:t>
+            </w:r>
+          </w:p>
+        </w:tc>
+        <w:tc>
+          <w:tcPr>
+            <w:tcW w:type="dxa" w:w="3572"/>
+          </w:tcPr>
+          <w:p>
+            <w:r/>
+            <w:r>
+              <w:rPr>
+                <w:sz w:val="19"/>
+              </w:rPr>
+              <w:t>/logo.png 와 /web/logo.png 모두 서빙</w:t>
+            </w:r>
+          </w:p>
+        </w:tc>
+        <w:tc>
+          <w:tcPr>
+            <w:tcW w:type="dxa" w:w="3969"/>
+          </w:tcPr>
+          <w:p>
+            <w:r/>
+            <w:r>
+              <w:rPr>
+                <w:sz w:val="19"/>
+              </w:rPr>
+              <w:t>서버 루트는 web/, /web/ 접두어는 별칭 처리</w:t>
+            </w:r>
+          </w:p>
+        </w:tc>
+      </w:tr>
+    </w:tbl>
+    <w:p>
+      <w:pPr>
+        <w:spacing w:after="40"/>
+      </w:pPr>
+    </w:p>
+    <w:p>
+      <w:pPr>
+        <w:pStyle w:val="ListBullet"/>
+        <w:spacing w:after="40"/>
+      </w:pPr>
+      <w:r>
+        <w:rPr>
+          <w:b/>
+        </w:rPr>
+        <w:t xml:space="preserve">데이터 이관: </w:t>
+      </w:r>
+      <w:r>
+        <w:t>로컬 데이터를 배포 서버로 올릴 때는 POST /api/admin/import-data (reviews·profiles·visits·사진을 한 번에).</w:t>
+      </w:r>
+    </w:p>
+    <w:p>
+      <w:pPr>
+        <w:pStyle w:val="ListBullet"/>
+        <w:spacing w:after="40"/>
+      </w:pPr>
+      <w:r>
+        <w:rPr>
+          <w:b/>
+        </w:rPr>
+        <w:t xml:space="preserve">절차 문서: </w:t>
+      </w:r>
+      <w:r>
+        <w:t>DEPLOY.md에 그래프 커밋 → 프로젝트 생성 → 볼륨 → 변수 → 도메인 → VWorld 도메인 등록까지 단계별로 정리.</w:t>
+      </w:r>
+    </w:p>
+    <w:p>
+      <w:pPr>
+        <w:pStyle w:val="Heading1"/>
+      </w:pPr>
+      <w:r>
+        <w:t>5. 데이터 출처</w:t>
+      </w:r>
+    </w:p>
+    <w:tbl>
+      <w:tblPr>
+        <w:tblStyle w:val="TableGrid"/>
+        <w:tblW w:type="auto" w:w="0"/>
+        <w:jc w:val="center"/>
+        <w:tblLook w:firstColumn="1" w:firstRow="1" w:lastColumn="0" w:lastRow="0" w:noHBand="0" w:noVBand="1" w:val="04A0"/>
+      </w:tblPr>
+      <w:tblGrid>
+        <w:gridCol w:w="3249"/>
+        <w:gridCol w:w="3249"/>
+        <w:gridCol w:w="3249"/>
+      </w:tblGrid>
+      <w:tr>
+        <w:tc>
+          <w:tcPr>
+            <w:tcW w:type="dxa" w:w="2041"/>
+            <w:shd w:val="clear" w:color="auto" w:fill="E8EEF7"/>
+          </w:tcPr>
+          <w:p>
+            <w:r/>
+            <w:r>
+              <w:rPr>
+                <w:b/>
+                <w:sz w:val="19"/>
+              </w:rPr>
+              <w:t>데이터</w:t>
+            </w:r>
+          </w:p>
+        </w:tc>
+        <w:tc>
+          <w:tcPr>
+            <w:tcW w:type="dxa" w:w="2948"/>
+            <w:shd w:val="clear" w:color="auto" w:fill="E8EEF7"/>
+          </w:tcPr>
+          <w:p>
+            <w:r/>
+            <w:r>
+              <w:rPr>
+                <w:b/>
+                <w:sz w:val="19"/>
+              </w:rPr>
+              <w:t>출처</w:t>
+            </w:r>
+          </w:p>
+        </w:tc>
+        <w:tc>
+          <w:tcPr>
+            <w:tcW w:type="dxa" w:w="4365"/>
+            <w:shd w:val="clear" w:color="auto" w:fill="E8EEF7"/>
+          </w:tcPr>
+          <w:p>
+            <w:r/>
+            <w:r>
+              <w:rPr>
+                <w:b/>
+                <w:sz w:val="19"/>
+              </w:rPr>
+              <w:t>가공 방식 / 결과 속성</w:t>
+            </w:r>
+          </w:p>
+        </w:tc>
+      </w:tr>
+      <w:tr>
+        <w:tc>
+          <w:tcPr>
+            <w:tcW w:type="dxa" w:w="2041"/>
+          </w:tcPr>
+          <w:p>
+            <w:r/>
+            <w:r>
+              <w:rPr>
+                <w:sz w:val="19"/>
+              </w:rPr>
+              <w:t>보행 네트워크</w:t>
+            </w:r>
+          </w:p>
+        </w:tc>
+        <w:tc>
+          <w:tcPr>
+            <w:tcW w:type="dxa" w:w="2948"/>
+          </w:tcPr>
+          <w:p>
+            <w:r/>
+            <w:r>
+              <w:rPr>
+                <w:sz w:val="19"/>
+              </w:rPr>
+              <w:t>OpenStreetMap (Overpass API, osmnx)</w:t>
+            </w:r>
+          </w:p>
+        </w:tc>
+        <w:tc>
+          <w:tcPr>
+            <w:tcW w:type="dxa" w:w="4365"/>
+          </w:tcPr>
+          <w:p>
+            <w:r/>
+            <w:r>
+              <w:rPr>
+                <w:sz w:val="19"/>
+              </w:rPr>
+              <w:t>광화문(37.5720, 126.9769) 반경 2 km, network_type=walk → gwanghwamun_walk_2km.graphml. 성수·용산 등도 다운로드해 비교</w:t>
+            </w:r>
+          </w:p>
+        </w:tc>
+      </w:tr>
+      <w:tr>
+        <w:tc>
+          <w:tcPr>
+            <w:tcW w:type="dxa" w:w="2041"/>
+          </w:tcPr>
+          <w:p>
+            <w:r/>
+            <w:r>
+              <w:rPr>
+                <w:sz w:val="19"/>
+              </w:rPr>
+              <w:t>차량 노출 점수 (vehicle_exposure_score)</w:t>
+            </w:r>
+          </w:p>
+        </w:tc>
+        <w:tc>
+          <w:tcPr>
+            <w:tcW w:type="dxa" w:w="2948"/>
+          </w:tcPr>
+          <w:p>
+            <w:r/>
+            <w:r>
+              <w:rPr>
+                <w:sz w:val="19"/>
+              </w:rPr>
+              <w:t>OSM highway 태그</w:t>
+            </w:r>
+          </w:p>
+        </w:tc>
+        <w:tc>
+          <w:tcPr>
+            <w:tcW w:type="dxa" w:w="4365"/>
+          </w:tcPr>
+          <w:p>
+            <w:r/>
+            <w:r>
+              <w:rPr>
+                <w:sz w:val="19"/>
+              </w:rPr>
+              <w:t>footway/path/pedestrian 0, living_street 0.5, residential 1, service 1.5, tertiary 2, secondary 3, primary 4 (다중 태그는 최소값). 리뷰 태그·글로 보정</w:t>
+            </w:r>
+          </w:p>
+        </w:tc>
+      </w:tr>
+      <w:tr>
+        <w:tc>
+          <w:tcPr>
+            <w:tcW w:type="dxa" w:w="2041"/>
+          </w:tcPr>
+          <w:p>
+            <w:r/>
+            <w:r>
+              <w:rPr>
+                <w:sz w:val="19"/>
+              </w:rPr>
+              <w:t>가로수 수 (tree_count_20m)</w:t>
+            </w:r>
+          </w:p>
+        </w:tc>
+        <w:tc>
+          <w:tcPr>
+            <w:tcW w:type="dxa" w:w="2948"/>
+          </w:tcPr>
+          <w:p>
+            <w:r/>
+            <w:r>
+              <w:rPr>
+                <w:sz w:val="19"/>
+              </w:rPr>
+              <w:t>서울시 가로수 위치 정보(경도, 위도) CSV — 서울 열린데이터광장</w:t>
+            </w:r>
+          </w:p>
+        </w:tc>
+        <w:tc>
+          <w:tcPr>
+            <w:tcW w:type="dxa" w:w="4365"/>
+          </w:tcPr>
+          <w:p>
+            <w:r/>
+            <w:r>
+              <w:rPr>
+                <w:sz w:val="19"/>
+              </w:rPr>
+              <w:t>엣지 20 m 버퍼 안의 가로수 개수(rescore_trees_seoul.py), 밀도(그루/100 m)로 정규화. 리뷰 글로 tree_nudge 보정</w:t>
+            </w:r>
+          </w:p>
+        </w:tc>
+      </w:tr>
+      <w:tr>
+        <w:tc>
+          <w:tcPr>
+            <w:tcW w:type="dxa" w:w="2041"/>
+          </w:tcPr>
+          <w:p>
+            <w:r/>
+            <w:r>
+              <w:rPr>
+                <w:sz w:val="19"/>
+              </w:rPr>
+              <w:t>공원 거리 (park_distance_m)</w:t>
+            </w:r>
+          </w:p>
+        </w:tc>
+        <w:tc>
+          <w:tcPr>
+            <w:tcW w:type="dxa" w:w="2948"/>
+          </w:tcPr>
+          <w:p>
+            <w:r/>
+            <w:r>
+              <w:rPr>
+                <w:sz w:val="19"/>
+              </w:rPr>
+              <w:t>OSM leisure=park</w:t>
+            </w:r>
+          </w:p>
+        </w:tc>
+        <w:tc>
+          <w:tcPr>
+            <w:tcW w:type="dxa" w:w="4365"/>
+          </w:tcPr>
+          <w:p>
+            <w:r/>
+            <w:r>
+              <w:rPr>
+                <w:sz w:val="19"/>
+              </w:rPr>
+              <w:t>엣지 중점에서 가장 가까운 공원까지 거리, 300 m 포화. 리뷰 글로 park_nudge 보정</w:t>
+            </w:r>
+          </w:p>
+        </w:tc>
+      </w:tr>
+      <w:tr>
+        <w:tc>
+          <w:tcPr>
+            <w:tcW w:type="dxa" w:w="2041"/>
+          </w:tcPr>
+          <w:p>
+            <w:r/>
+            <w:r>
+              <w:rPr>
+                <w:sz w:val="19"/>
+              </w:rPr>
+              <w:t>분위기 점수 (vibe_score)</w:t>
+            </w:r>
+          </w:p>
+        </w:tc>
+        <w:tc>
+          <w:tcPr>
+            <w:tcW w:type="dxa" w:w="2948"/>
+          </w:tcPr>
+          <w:p>
+            <w:r/>
+            <w:r>
+              <w:rPr>
+                <w:sz w:val="19"/>
+              </w:rPr>
+              <w:t>OSM POI(amenity=cafe, shop=bakery/florist/books, tourism=gallery) + living_street</w:t>
+            </w:r>
+          </w:p>
+        </w:tc>
+        <w:tc>
+          <w:tcPr>
+            <w:tcW w:type="dxa" w:w="4365"/>
+          </w:tcPr>
+          <w:p>
+            <w:r/>
+            <w:r>
+              <w:rPr>
+                <w:sz w:val="19"/>
+              </w:rPr>
+              <w:t>엣지 40 m 안 POI 밀도 0.7 + living_street 0.3(rescore_vibe_osm.py). 리뷰 점수와 가중 평균</w:t>
+            </w:r>
+          </w:p>
+        </w:tc>
+      </w:tr>
+      <w:tr>
+        <w:tc>
+          <w:tcPr>
+            <w:tcW w:type="dxa" w:w="2041"/>
+          </w:tcPr>
+          <w:p>
+            <w:r/>
+            <w:r>
+              <w:rPr>
+                <w:sz w:val="19"/>
+              </w:rPr>
+              <w:t>계단 (steps_score)</w:t>
+            </w:r>
+          </w:p>
+        </w:tc>
+        <w:tc>
+          <w:tcPr>
+            <w:tcW w:type="dxa" w:w="2948"/>
+          </w:tcPr>
+          <w:p>
+            <w:r/>
+            <w:r>
+              <w:rPr>
+                <w:sz w:val="19"/>
+              </w:rPr>
+              <w:t>OSM highway=steps</w:t>
+            </w:r>
+          </w:p>
+        </w:tc>
+        <w:tc>
+          <w:tcPr>
+            <w:tcW w:type="dxa" w:w="4365"/>
+          </w:tcPr>
+          <w:p>
+            <w:r/>
+            <w:r>
+              <w:rPr>
+                <w:sz w:val="19"/>
+              </w:rPr>
+              <w:t>0/1</w:t>
+            </w:r>
+          </w:p>
+        </w:tc>
+      </w:tr>
+      <w:tr>
+        <w:tc>
+          <w:tcPr>
+            <w:tcW w:type="dxa" w:w="2041"/>
+          </w:tcPr>
+          <w:p>
+            <w:r/>
+            <w:r>
+              <w:rPr>
+                <w:sz w:val="19"/>
+              </w:rPr>
+              <w:t>장소 검색·주소</w:t>
+            </w:r>
+          </w:p>
+        </w:tc>
+        <w:tc>
+          <w:tcPr>
+            <w:tcW w:type="dxa" w:w="2948"/>
+          </w:tcPr>
+          <w:p>
+            <w:r/>
+            <w:r>
+              <w:rPr>
+                <w:sz w:val="19"/>
+              </w:rPr>
+              <w:t>Nominatim (OSM)</w:t>
+            </w:r>
+          </w:p>
+        </w:tc>
+        <w:tc>
+          <w:tcPr>
+            <w:tcW w:type="dxa" w:w="4365"/>
+          </w:tcPr>
+          <w:p>
+            <w:r/>
+            <w:r>
+              <w:rPr>
+                <w:sz w:val="19"/>
+              </w:rPr>
+              <w:t>실시간 조회, 저장 안 함</w:t>
+            </w:r>
+          </w:p>
+        </w:tc>
+      </w:tr>
+      <w:tr>
+        <w:tc>
+          <w:tcPr>
+            <w:tcW w:type="dxa" w:w="2041"/>
+          </w:tcPr>
+          <w:p>
+            <w:r/>
+            <w:r>
+              <w:rPr>
+                <w:sz w:val="19"/>
+              </w:rPr>
+              <w:t>주변 장소(POI)</w:t>
+            </w:r>
+          </w:p>
+        </w:tc>
+        <w:tc>
+          <w:tcPr>
+            <w:tcW w:type="dxa" w:w="2948"/>
+          </w:tcPr>
+          <w:p>
+            <w:r/>
+            <w:r>
+              <w:rPr>
+                <w:sz w:val="19"/>
+              </w:rPr>
+              <w:t>카카오 로컬 API</w:t>
+            </w:r>
+          </w:p>
+        </w:tc>
+        <w:tc>
+          <w:tcPr>
+            <w:tcW w:type="dxa" w:w="4365"/>
+          </w:tcPr>
+          <w:p>
+            <w:r/>
+            <w:r>
+              <w:rPr>
+                <w:sz w:val="19"/>
+              </w:rPr>
+              <w:t>실시간 조회, 서버 1시간 캐시</w:t>
+            </w:r>
+          </w:p>
+        </w:tc>
+      </w:tr>
+      <w:tr>
+        <w:tc>
+          <w:tcPr>
+            <w:tcW w:type="dxa" w:w="2041"/>
+          </w:tcPr>
+          <w:p>
+            <w:r/>
+            <w:r>
+              <w:rPr>
+                <w:sz w:val="19"/>
+              </w:rPr>
+              <w:t>리뷰·신고·축 후보·수동 위험 지정·도움돼요</w:t>
+            </w:r>
+          </w:p>
+        </w:tc>
+        <w:tc>
+          <w:tcPr>
+            <w:tcW w:type="dxa" w:w="2948"/>
+          </w:tcPr>
+          <w:p>
+            <w:r/>
+            <w:r>
+              <w:rPr>
+                <w:sz w:val="19"/>
+              </w:rPr>
+              <w:t>사용자 입력 (DATA_DIR/reviews.json)</w:t>
+            </w:r>
+          </w:p>
+        </w:tc>
+        <w:tc>
+          <w:tcPr>
+            <w:tcW w:type="dxa" w:w="4365"/>
+          </w:tcPr>
+          <w:p>
+            <w:r/>
+            <w:r>
+              <w:rPr>
+                <w:sz w:val="19"/>
+              </w:rPr>
+              <w:t>시작 시 replay(시간 감쇠 적용). 리뷰마다 ai(글 분석)·ai_photo(사진 분석·place_check·trust·decision)·helpful 포함</w:t>
+            </w:r>
+          </w:p>
+        </w:tc>
+      </w:tr>
+      <w:tr>
+        <w:tc>
+          <w:tcPr>
+            <w:tcW w:type="dxa" w:w="2041"/>
+          </w:tcPr>
+          <w:p>
+            <w:r/>
+            <w:r>
+              <w:rPr>
+                <w:sz w:val="19"/>
+              </w:rPr>
+              <w:t>취향 프로필 · 사진 신뢰도</w:t>
+            </w:r>
+          </w:p>
+        </w:tc>
+        <w:tc>
+          <w:tcPr>
+            <w:tcW w:type="dxa" w:w="2948"/>
+          </w:tcPr>
+          <w:p>
+            <w:r/>
+            <w:r>
+              <w:rPr>
+                <w:sz w:val="19"/>
+              </w:rPr>
+              <w:t>사용자 입력 + 서버 집계 (DATA_DIR/profiles.json)</w:t>
+            </w:r>
+          </w:p>
+        </w:tc>
+        <w:tc>
+          <w:tcPr>
+            <w:tcW w:type="dxa" w:w="4365"/>
+          </w:tcPr>
+          <w:p>
+            <w:r/>
+            <w:r>
+              <w:rPr>
+                <w:sz w:val="19"/>
+              </w:rPr>
+              <w:t>닉네임 키, photo_trust_score·photo_checks·photo_flags</w:t>
+            </w:r>
+          </w:p>
+        </w:tc>
+      </w:tr>
+      <w:tr>
+        <w:tc>
+          <w:tcPr>
+            <w:tcW w:type="dxa" w:w="2041"/>
+          </w:tcPr>
+          <w:p>
+            <w:r/>
+            <w:r>
+              <w:rPr>
+                <w:sz w:val="19"/>
+              </w:rPr>
+              <w:t>방문 기록</w:t>
+            </w:r>
+          </w:p>
+        </w:tc>
+        <w:tc>
+          <w:tcPr>
+            <w:tcW w:type="dxa" w:w="2948"/>
+          </w:tcPr>
+          <w:p>
+            <w:r/>
+            <w:r>
+              <w:rPr>
+                <w:sz w:val="19"/>
+              </w:rPr>
+              <w:t>서버 집계 (DATA_DIR/visits.json)</w:t>
+            </w:r>
+          </w:p>
+        </w:tc>
+        <w:tc>
+          <w:tcPr>
+            <w:tcW w:type="dxa" w:w="4365"/>
+          </w:tcPr>
+          <w:p>
+            <w:r/>
+            <w:r>
+              <w:rPr>
+                <w:sz w:val="19"/>
+              </w:rPr>
+              <w:t>일별 페이지 로드·경로 탐색·닉네임 수</w:t>
+            </w:r>
+          </w:p>
+        </w:tc>
+      </w:tr>
+      <w:tr>
+        <w:tc>
+          <w:tcPr>
+            <w:tcW w:type="dxa" w:w="2041"/>
+          </w:tcPr>
+          <w:p>
+            <w:r/>
+            <w:r>
+              <w:rPr>
+                <w:sz w:val="19"/>
+              </w:rPr>
+              <w:t>리뷰 사진</w:t>
+            </w:r>
+          </w:p>
+        </w:tc>
+        <w:tc>
+          <w:tcPr>
+            <w:tcW w:type="dxa" w:w="2948"/>
+          </w:tcPr>
+          <w:p>
+            <w:r/>
+            <w:r>
+              <w:rPr>
+                <w:sz w:val="19"/>
+              </w:rPr>
+              <w:t>사용자 업로드 (DATA_DIR/photos/…)</w:t>
+            </w:r>
+          </w:p>
+        </w:tc>
+        <w:tc>
+          <w:tcPr>
+            <w:tcW w:type="dxa" w:w="4365"/>
+          </w:tcPr>
+          <w:p>
+            <w:r/>
+            <w:r>
+              <w:rPr>
+                <w:sz w:val="19"/>
+              </w:rPr>
+              <w:t>1600 px JPEG로 축소해 저장, /photos/… 로 서빙</w:t>
+            </w:r>
+          </w:p>
+        </w:tc>
+      </w:tr>
+    </w:tbl>
+    <w:p>
+      <w:pPr>
+        <w:spacing w:after="40"/>
+      </w:pPr>
+    </w:p>
+    <w:p>
+      <w:pPr>
+        <w:pStyle w:val="Heading1"/>
+      </w:pPr>
+      <w:r>
+        <w:t>6. 파일 구조 설명</w:t>
       </w:r>
     </w:p>
     <w:tbl>
@@ -4911,7 +6182,97 @@
               <w:rPr>
                 <w:sz w:val="19"/>
               </w:rPr>
-              <w:t>관리자 페이지 단일 파일 (5개 탭)</w:t>
+              <w:t>관리자 페이지 단일 파일 (5개 탭: 리뷰 모니터링·새 축 후보·위험 구간·데이터·통계)</w:t>
+            </w:r>
+          </w:p>
+        </w:tc>
+      </w:tr>
+      <w:tr>
+        <w:tc>
+          <w:tcPr>
+            <w:tcW w:type="dxa" w:w="3402"/>
+          </w:tcPr>
+          <w:p>
+            <w:r/>
+            <w:r>
+              <w:rPr>
+                <w:sz w:val="19"/>
+              </w:rPr>
+              <w:t>web/logo.png</w:t>
+            </w:r>
+          </w:p>
+        </w:tc>
+        <w:tc>
+          <w:tcPr>
+            <w:tcW w:type="dxa" w:w="5953"/>
+          </w:tcPr>
+          <w:p>
+            <w:r/>
+            <w:r>
+              <w:rPr>
+                <w:sz w:val="19"/>
+              </w:rPr>
+              <w:t>시작·온보딩·소개 슬라이드에 쓰는 로고 (/logo.png, /web/logo.png)</w:t>
+            </w:r>
+          </w:p>
+        </w:tc>
+      </w:tr>
+      <w:tr>
+        <w:tc>
+          <w:tcPr>
+            <w:tcW w:type="dxa" w:w="3402"/>
+          </w:tcPr>
+          <w:p>
+            <w:r/>
+            <w:r>
+              <w:rPr>
+                <w:sz w:val="19"/>
+              </w:rPr>
+              <w:t>railway.toml, requirements-server.txt, DEPLOY.md</w:t>
+            </w:r>
+          </w:p>
+        </w:tc>
+        <w:tc>
+          <w:tcPr>
+            <w:tcW w:type="dxa" w:w="5953"/>
+          </w:tcPr>
+          <w:p>
+            <w:r/>
+            <w:r>
+              <w:rPr>
+                <w:sz w:val="19"/>
+              </w:rPr>
+              <w:t>Railway 배포 설정·런타임 의존성·배포 절차</w:t>
+            </w:r>
+          </w:p>
+        </w:tc>
+      </w:tr>
+      <w:tr>
+        <w:tc>
+          <w:tcPr>
+            <w:tcW w:type="dxa" w:w="3402"/>
+          </w:tcPr>
+          <w:p>
+            <w:r/>
+            <w:r>
+              <w:rPr>
+                <w:sz w:val="19"/>
+              </w:rPr>
+              <w:t>osmnx_outputs/design_guide.md</w:t>
+            </w:r>
+          </w:p>
+        </w:tc>
+        <w:tc>
+          <w:tcPr>
+            <w:tcW w:type="dxa" w:w="5953"/>
+          </w:tcPr>
+          <w:p>
+            <w:r/>
+            <w:r>
+              <w:rPr>
+                <w:sz w:val="19"/>
+              </w:rPr>
+              <w:t>디자인 팀원용 수정 가능/금지 범위</w:t>
             </w:r>
           </w:p>
         </w:tc>
@@ -5177,6 +6538,15 @@
       </w:pPr>
       <w:r>
         <w:t>python server.py  → http://127.0.0.1:8000 (서비스), /admin (관리자), /ranking (랭킹 딥링크), /review?edge_id=&amp;route_id= (폰 리뷰 페이지)</w:t>
+      </w:r>
+    </w:p>
+    <w:p>
+      <w:pPr>
+        <w:pStyle w:val="ListBullet"/>
+        <w:spacing w:after="40"/>
+      </w:pPr>
+      <w:r>
+        <w:t>python server.py --host 0.0.0.0  → 외부 접속 허용(배포 환경과 동일), PORT·DATA_DIR 환경변수 지원</w:t>
       </w:r>
     </w:p>
     <w:p>
@@ -5237,7 +6607,7 @@
           <w:color w:val="777777"/>
           <w:sz w:val="18"/>
         </w:rPr>
-        <w:t>본 문서는 2026-09-19 기준 코드(server.py, routing.py, candidate_routes.py, waypoints.py, web/index.html, web/admin.html, generate_test_reviews.py)를 바탕으로 작성되었습니다.</w:t>
+        <w:t>본 문서는 2026-09-20 기준 코드(server.py, routing.py, candidate_routes.py, waypoints.py, web/index.html, web/admin.html, generate_test_reviews.py)를 바탕으로 작성되었습니다.</w:t>
       </w:r>
     </w:p>
     <w:sectPr>
